--- a/S1-CL1-Cloud-Design-Build/delivery/practice/AT2-Practice-Build-Run-Sheet.docx
+++ b/S1-CL1-Cloud-Design-Build/delivery/practice/AT2-Practice-Build-Run-Sheet.docx
@@ -747,57 +747,20 @@
         <w:t>Evidence</w:t>
       </w:r>
     </w:p>
-    <w:tbl>
-      <w:tblPr>
-        <w:tblW w:type="auto" w:w="0"/>
-        <w:tblLook w:firstColumn="1" w:firstRow="1" w:lastColumn="0" w:lastRow="0" w:noHBand="0" w:noVBand="1" w:val="04A0"/>
-      </w:tblPr>
-      <w:tblGrid>
-        <w:gridCol w:w="9412"/>
-      </w:tblGrid>
-      <w:tr>
-        <w:tc>
-          <w:tcPr>
-            <w:tcW w:type="dxa" w:w="9411"/>
-            <w:tcBorders>
-              <w:top w:val="single" w:sz="4" w:space="0" w:color="E4DED3"/>
-              <w:left w:val="single" w:sz="4" w:space="0" w:color="E4DED3"/>
-              <w:bottom w:val="single" w:sz="4" w:space="0" w:color="E4DED3"/>
-              <w:right w:val="single" w:sz="4" w:space="0" w:color="E4DED3"/>
-            </w:tcBorders>
-            <w:shd w:val="clear" w:color="auto" w:fill="F8F4ED"/>
-          </w:tcPr>
-          <w:p>
-            <w:pPr>
-              <w:jc w:val="center"/>
-            </w:pPr>
-            <w:r>
-              <w:rPr>
-                <w:b/>
-                <w:i w:val="0"/>
-                <w:sz w:val="20"/>
-              </w:rPr>
-              <w:t>[ PASTE YOUR SCREENSHOT HERE ]</w:t>
-            </w:r>
-          </w:p>
-          <w:p>
-            <w:pPr>
-              <w:jc w:val="left"/>
-            </w:pPr>
-            <w:r>
-              <w:rPr>
-                <w:b w:val="0"/>
-                <w:i/>
-                <w:color w:val="6B6660"/>
-                <w:sz w:val="19"/>
-              </w:rPr>
-              <w:t>the VPC details page showing the CIDR and both DNS settings enabled.</w:t>
-            </w:r>
-          </w:p>
-        </w:tc>
-      </w:tr>
-    </w:tbl>
-    <w:p/>
+    <w:p>
+      <w:pPr>
+        <w:spacing w:after="200"/>
+      </w:pPr>
+      <w:r>
+        <w:rPr>
+          <w:b w:val="0"/>
+          <w:i/>
+          <w:color w:val="6B6660"/>
+          <w:sz w:val="19"/>
+        </w:rPr>
+        <w:t>No screenshot needed. Creating the VPC is a prerequisite step — everything that follows is built inside it.</w:t>
+      </w:r>
+    </w:p>
     <w:p>
       <w:pPr>
         <w:spacing w:before="200" w:after="0"/>
@@ -2624,6 +2587,571 @@
         <w:pStyle w:val="Heading2"/>
       </w:pPr>
       <w:r>
+        <w:t>Configure the access model</w:t>
+      </w:r>
+    </w:p>
+    <w:p>
+      <w:pPr>
+        <w:spacing w:after="120"/>
+      </w:pPr>
+      <w:r>
+        <w:rPr>
+          <w:b w:val="0"/>
+          <w:i w:val="0"/>
+          <w:sz w:val="21"/>
+        </w:rPr>
+        <w:t>Create the group that will run Ledgerline after the migration, and an account in it. Fill in each form with the values below, submit it, and capture what comes back.</w:t>
+      </w:r>
+    </w:p>
+    <w:p>
+      <w:pPr>
+        <w:spacing w:before="80" w:after="160"/>
+        <w:ind w:left="227"/>
+      </w:pPr>
+      <w:r>
+        <w:rPr>
+          <w:b/>
+          <w:color w:val="C5613B"/>
+          <w:sz w:val="19"/>
+        </w:rPr>
+        <w:t xml:space="preserve">Environment constraint </w:t>
+      </w:r>
+      <w:r>
+        <w:rPr>
+          <w:i/>
+          <w:color w:val="C5613B"/>
+          <w:sz w:val="19"/>
+        </w:rPr>
+        <w:t>the lab environment does not let you create groups or users. You will be refused. That is the environment, not your work — and the refusal is what you capture. Do the task properly anyway: filling the form correctly is the part worth practising.</w:t>
+      </w:r>
+    </w:p>
+    <w:tbl>
+      <w:tblPr>
+        <w:tblW w:type="auto" w:w="0"/>
+        <w:tblLook w:firstColumn="1" w:firstRow="1" w:lastColumn="0" w:lastRow="0" w:noHBand="0" w:noVBand="1" w:val="04A0"/>
+      </w:tblPr>
+      <w:tblGrid>
+        <w:gridCol w:w="4706"/>
+        <w:gridCol w:w="4706"/>
+      </w:tblGrid>
+      <w:tr>
+        <w:tc>
+          <w:tcPr>
+            <w:tcW w:type="dxa" w:w="2381"/>
+            <w:tcBorders>
+              <w:top w:val="single" w:sz="4" w:space="0" w:color="E4DED3"/>
+              <w:left w:val="single" w:sz="4" w:space="0" w:color="E4DED3"/>
+              <w:bottom w:val="single" w:sz="4" w:space="0" w:color="E4DED3"/>
+              <w:right w:val="single" w:sz="4" w:space="0" w:color="E4DED3"/>
+            </w:tcBorders>
+            <w:shd w:val="clear" w:color="auto" w:fill="F8F4ED"/>
+          </w:tcPr>
+          <w:p>
+            <w:r>
+              <w:rPr>
+                <w:b/>
+                <w:sz w:val="19"/>
+              </w:rPr>
+              <w:t>Group name</w:t>
+            </w:r>
+          </w:p>
+        </w:tc>
+        <w:tc>
+          <w:tcPr>
+            <w:tcW w:type="dxa" w:w="6576"/>
+            <w:tcBorders>
+              <w:top w:val="single" w:sz="4" w:space="0" w:color="E4DED3"/>
+              <w:left w:val="single" w:sz="4" w:space="0" w:color="E4DED3"/>
+              <w:bottom w:val="single" w:sz="4" w:space="0" w:color="E4DED3"/>
+              <w:right w:val="single" w:sz="4" w:space="0" w:color="E4DED3"/>
+            </w:tcBorders>
+          </w:tcPr>
+          <w:p>
+            <w:r>
+              <w:rPr>
+                <w:sz w:val="19"/>
+              </w:rPr>
+              <w:t>YAT-Finance-Ops</w:t>
+            </w:r>
+          </w:p>
+        </w:tc>
+      </w:tr>
+      <w:tr>
+        <w:tc>
+          <w:tcPr>
+            <w:tcW w:type="dxa" w:w="2381"/>
+            <w:tcBorders>
+              <w:top w:val="single" w:sz="4" w:space="0" w:color="E4DED3"/>
+              <w:left w:val="single" w:sz="4" w:space="0" w:color="E4DED3"/>
+              <w:bottom w:val="single" w:sz="4" w:space="0" w:color="E4DED3"/>
+              <w:right w:val="single" w:sz="4" w:space="0" w:color="E4DED3"/>
+            </w:tcBorders>
+            <w:shd w:val="clear" w:color="auto" w:fill="F8F4ED"/>
+          </w:tcPr>
+          <w:p>
+            <w:r>
+              <w:rPr>
+                <w:b/>
+                <w:sz w:val="19"/>
+              </w:rPr>
+              <w:t>Policy on the group</w:t>
+            </w:r>
+          </w:p>
+        </w:tc>
+        <w:tc>
+          <w:tcPr>
+            <w:tcW w:type="dxa" w:w="6576"/>
+            <w:tcBorders>
+              <w:top w:val="single" w:sz="4" w:space="0" w:color="E4DED3"/>
+              <w:left w:val="single" w:sz="4" w:space="0" w:color="E4DED3"/>
+              <w:bottom w:val="single" w:sz="4" w:space="0" w:color="E4DED3"/>
+              <w:right w:val="single" w:sz="4" w:space="0" w:color="E4DED3"/>
+            </w:tcBorders>
+          </w:tcPr>
+          <w:p>
+            <w:r>
+              <w:rPr>
+                <w:sz w:val="19"/>
+              </w:rPr>
+              <w:t>ReadOnlyAccess — filter for it and pick the policy named exactly that, not a service-specific one</w:t>
+            </w:r>
+          </w:p>
+        </w:tc>
+      </w:tr>
+      <w:tr>
+        <w:tc>
+          <w:tcPr>
+            <w:tcW w:type="dxa" w:w="2381"/>
+            <w:tcBorders>
+              <w:top w:val="single" w:sz="4" w:space="0" w:color="E4DED3"/>
+              <w:left w:val="single" w:sz="4" w:space="0" w:color="E4DED3"/>
+              <w:bottom w:val="single" w:sz="4" w:space="0" w:color="E4DED3"/>
+              <w:right w:val="single" w:sz="4" w:space="0" w:color="E4DED3"/>
+            </w:tcBorders>
+            <w:shd w:val="clear" w:color="auto" w:fill="F8F4ED"/>
+          </w:tcPr>
+          <w:p>
+            <w:r>
+              <w:rPr>
+                <w:b/>
+                <w:sz w:val="19"/>
+              </w:rPr>
+              <w:t>User name</w:t>
+            </w:r>
+          </w:p>
+        </w:tc>
+        <w:tc>
+          <w:tcPr>
+            <w:tcW w:type="dxa" w:w="6576"/>
+            <w:tcBorders>
+              <w:top w:val="single" w:sz="4" w:space="0" w:color="E4DED3"/>
+              <w:left w:val="single" w:sz="4" w:space="0" w:color="E4DED3"/>
+              <w:bottom w:val="single" w:sz="4" w:space="0" w:color="E4DED3"/>
+              <w:right w:val="single" w:sz="4" w:space="0" w:color="E4DED3"/>
+            </w:tcBorders>
+          </w:tcPr>
+          <w:p>
+            <w:r>
+              <w:rPr>
+                <w:sz w:val="19"/>
+              </w:rPr>
+              <w:t>ledgerline-ops</w:t>
+            </w:r>
+          </w:p>
+        </w:tc>
+      </w:tr>
+      <w:tr>
+        <w:tc>
+          <w:tcPr>
+            <w:tcW w:type="dxa" w:w="2381"/>
+            <w:tcBorders>
+              <w:top w:val="single" w:sz="4" w:space="0" w:color="E4DED3"/>
+              <w:left w:val="single" w:sz="4" w:space="0" w:color="E4DED3"/>
+              <w:bottom w:val="single" w:sz="4" w:space="0" w:color="E4DED3"/>
+              <w:right w:val="single" w:sz="4" w:space="0" w:color="E4DED3"/>
+            </w:tcBorders>
+            <w:shd w:val="clear" w:color="auto" w:fill="F8F4ED"/>
+          </w:tcPr>
+          <w:p>
+            <w:r>
+              <w:rPr>
+                <w:b/>
+                <w:sz w:val="19"/>
+              </w:rPr>
+              <w:t>Policy on the user</w:t>
+            </w:r>
+          </w:p>
+        </w:tc>
+        <w:tc>
+          <w:tcPr>
+            <w:tcW w:type="dxa" w:w="6576"/>
+            <w:tcBorders>
+              <w:top w:val="single" w:sz="4" w:space="0" w:color="E4DED3"/>
+              <w:left w:val="single" w:sz="4" w:space="0" w:color="E4DED3"/>
+              <w:bottom w:val="single" w:sz="4" w:space="0" w:color="E4DED3"/>
+              <w:right w:val="single" w:sz="4" w:space="0" w:color="E4DED3"/>
+            </w:tcBorders>
+          </w:tcPr>
+          <w:p>
+            <w:r>
+              <w:rPr>
+                <w:sz w:val="19"/>
+              </w:rPr>
+              <w:t>CloudWatchFullAccess</w:t>
+            </w:r>
+          </w:p>
+        </w:tc>
+      </w:tr>
+      <w:tr>
+        <w:tc>
+          <w:tcPr>
+            <w:tcW w:type="dxa" w:w="2381"/>
+            <w:tcBorders>
+              <w:top w:val="single" w:sz="4" w:space="0" w:color="E4DED3"/>
+              <w:left w:val="single" w:sz="4" w:space="0" w:color="E4DED3"/>
+              <w:bottom w:val="single" w:sz="4" w:space="0" w:color="E4DED3"/>
+              <w:right w:val="single" w:sz="4" w:space="0" w:color="E4DED3"/>
+            </w:tcBorders>
+            <w:shd w:val="clear" w:color="auto" w:fill="F8F4ED"/>
+          </w:tcPr>
+          <w:p>
+            <w:r>
+              <w:rPr>
+                <w:b/>
+                <w:sz w:val="19"/>
+              </w:rPr>
+              <w:t>Expected result</w:t>
+            </w:r>
+          </w:p>
+        </w:tc>
+        <w:tc>
+          <w:tcPr>
+            <w:tcW w:type="dxa" w:w="6576"/>
+            <w:tcBorders>
+              <w:top w:val="single" w:sz="4" w:space="0" w:color="E4DED3"/>
+              <w:left w:val="single" w:sz="4" w:space="0" w:color="E4DED3"/>
+              <w:bottom w:val="single" w:sz="4" w:space="0" w:color="E4DED3"/>
+              <w:right w:val="single" w:sz="4" w:space="0" w:color="E4DED3"/>
+            </w:tcBorders>
+          </w:tcPr>
+          <w:p>
+            <w:r>
+              <w:rPr>
+                <w:sz w:val="19"/>
+              </w:rPr>
+              <w:t>both submissions refused with a permissions error</w:t>
+            </w:r>
+          </w:p>
+        </w:tc>
+      </w:tr>
+    </w:tbl>
+    <w:p/>
+    <w:p>
+      <w:pPr>
+        <w:spacing w:after="60"/>
+      </w:pPr>
+      <w:r>
+        <w:rPr>
+          <w:b/>
+          <w:i w:val="0"/>
+          <w:sz w:val="21"/>
+        </w:rPr>
+        <w:t>How to do it</w:t>
+      </w:r>
+    </w:p>
+    <w:p>
+      <w:pPr>
+        <w:spacing w:after="40"/>
+        <w:ind w:left="340"/>
+      </w:pPr>
+      <w:r>
+        <w:rPr>
+          <w:b/>
+          <w:sz w:val="20"/>
+        </w:rPr>
+        <w:t xml:space="preserve">1.  </w:t>
+      </w:r>
+      <w:r>
+        <w:rPr>
+          <w:sz w:val="20"/>
+        </w:rPr>
+        <w:t>Search IAM in the top search bar and open it.</w:t>
+      </w:r>
+    </w:p>
+    <w:p>
+      <w:pPr>
+        <w:spacing w:after="40"/>
+        <w:ind w:left="340"/>
+      </w:pPr>
+      <w:r>
+        <w:rPr>
+          <w:b/>
+          <w:sz w:val="20"/>
+        </w:rPr>
+        <w:t xml:space="preserve">2.  </w:t>
+      </w:r>
+      <w:r>
+        <w:rPr>
+          <w:sz w:val="20"/>
+        </w:rPr>
+        <w:t>Choose User groups, then Create group. Enter the group name.</w:t>
+      </w:r>
+    </w:p>
+    <w:p>
+      <w:pPr>
+        <w:spacing w:after="40"/>
+        <w:ind w:left="340"/>
+      </w:pPr>
+      <w:r>
+        <w:rPr>
+          <w:b/>
+          <w:sz w:val="20"/>
+        </w:rPr>
+        <w:t xml:space="preserve">3.  </w:t>
+      </w:r>
+      <w:r>
+        <w:rPr>
+          <w:sz w:val="20"/>
+        </w:rPr>
+        <w:t>Under Attach permissions policies, filter for ReadOnlyAccess and tick the one named exactly that. Create group. Capture the error.</w:t>
+      </w:r>
+    </w:p>
+    <w:p>
+      <w:pPr>
+        <w:spacing w:after="40"/>
+        <w:ind w:left="340"/>
+      </w:pPr>
+      <w:r>
+        <w:rPr>
+          <w:b/>
+          <w:sz w:val="20"/>
+        </w:rPr>
+        <w:t xml:space="preserve">4.  </w:t>
+      </w:r>
+      <w:r>
+        <w:rPr>
+          <w:sz w:val="20"/>
+        </w:rPr>
+        <w:t>Now choose Users, then Create user. Enter the user name.</w:t>
+      </w:r>
+    </w:p>
+    <w:p>
+      <w:pPr>
+        <w:spacing w:after="40"/>
+        <w:ind w:left="340"/>
+      </w:pPr>
+      <w:r>
+        <w:rPr>
+          <w:b/>
+          <w:sz w:val="20"/>
+        </w:rPr>
+        <w:t xml:space="preserve">5.  </w:t>
+      </w:r>
+      <w:r>
+        <w:rPr>
+          <w:sz w:val="20"/>
+        </w:rPr>
+        <w:t>On the permissions page choose Attach policies directly, filter for CloudWatchFullAccess and tick it. Work through to Create user, and capture the error.</w:t>
+      </w:r>
+    </w:p>
+    <w:p/>
+    <w:p>
+      <w:pPr>
+        <w:spacing w:after="60"/>
+      </w:pPr>
+      <w:r>
+        <w:rPr>
+          <w:b/>
+          <w:i w:val="0"/>
+          <w:sz w:val="21"/>
+        </w:rPr>
+        <w:t>Your decision</w:t>
+      </w:r>
+    </w:p>
+    <w:p>
+      <w:pPr>
+        <w:spacing w:after="120"/>
+      </w:pPr>
+      <w:r>
+        <w:rPr>
+          <w:b w:val="0"/>
+          <w:i/>
+          <w:color w:val="6B6660"/>
+          <w:sz w:val="19"/>
+        </w:rPr>
+        <w:t>This group can see everything but cannot change anyone's permissions — including its own. Why not simply let the team that runs Ledgerline manage its own access?</w:t>
+      </w:r>
+    </w:p>
+    <w:tbl>
+      <w:tblPr>
+        <w:tblW w:type="auto" w:w="0"/>
+        <w:tblLook w:firstColumn="1" w:firstRow="1" w:lastColumn="0" w:lastRow="0" w:noHBand="0" w:noVBand="1" w:val="04A0"/>
+      </w:tblPr>
+      <w:tblGrid>
+        <w:gridCol w:w="9412"/>
+      </w:tblGrid>
+      <w:tr>
+        <w:tc>
+          <w:tcPr>
+            <w:tcW w:type="dxa" w:w="9411"/>
+            <w:tcBorders>
+              <w:top w:val="single" w:sz="4" w:space="0" w:color="E4DED3"/>
+              <w:left w:val="single" w:sz="4" w:space="0" w:color="E4DED3"/>
+              <w:bottom w:val="single" w:sz="4" w:space="0" w:color="E4DED3"/>
+              <w:right w:val="single" w:sz="4" w:space="0" w:color="E4DED3"/>
+            </w:tcBorders>
+            <w:shd w:val="clear" w:color="auto" w:fill="F8F4ED"/>
+          </w:tcPr>
+          <w:p>
+            <w:pPr>
+              <w:jc w:val="center"/>
+            </w:pPr>
+            <w:r>
+              <w:rPr>
+                <w:b/>
+                <w:i w:val="0"/>
+                <w:sz w:val="20"/>
+              </w:rPr>
+              <w:t>[ WRITE YOUR ANSWER HERE ]</w:t>
+            </w:r>
+          </w:p>
+        </w:tc>
+      </w:tr>
+    </w:tbl>
+    <w:p/>
+    <w:p>
+      <w:pPr>
+        <w:spacing w:after="60"/>
+      </w:pPr>
+      <w:r>
+        <w:rPr>
+          <w:b/>
+          <w:i w:val="0"/>
+          <w:sz w:val="21"/>
+        </w:rPr>
+        <w:t>Evidence</w:t>
+      </w:r>
+    </w:p>
+    <w:tbl>
+      <w:tblPr>
+        <w:tblW w:type="auto" w:w="0"/>
+        <w:tblLook w:firstColumn="1" w:firstRow="1" w:lastColumn="0" w:lastRow="0" w:noHBand="0" w:noVBand="1" w:val="04A0"/>
+      </w:tblPr>
+      <w:tblGrid>
+        <w:gridCol w:w="9412"/>
+      </w:tblGrid>
+      <w:tr>
+        <w:tc>
+          <w:tcPr>
+            <w:tcW w:type="dxa" w:w="9411"/>
+            <w:tcBorders>
+              <w:top w:val="single" w:sz="4" w:space="0" w:color="E4DED3"/>
+              <w:left w:val="single" w:sz="4" w:space="0" w:color="E4DED3"/>
+              <w:bottom w:val="single" w:sz="4" w:space="0" w:color="E4DED3"/>
+              <w:right w:val="single" w:sz="4" w:space="0" w:color="E4DED3"/>
+            </w:tcBorders>
+            <w:shd w:val="clear" w:color="auto" w:fill="F8F4ED"/>
+          </w:tcPr>
+          <w:p>
+            <w:pPr>
+              <w:jc w:val="center"/>
+            </w:pPr>
+            <w:r>
+              <w:rPr>
+                <w:b/>
+                <w:i w:val="0"/>
+                <w:sz w:val="20"/>
+              </w:rPr>
+              <w:t>[ PASTE YOUR SCREENSHOT HERE ]</w:t>
+            </w:r>
+          </w:p>
+          <w:p>
+            <w:pPr>
+              <w:jc w:val="left"/>
+            </w:pPr>
+            <w:r>
+              <w:rPr>
+                <w:b w:val="0"/>
+                <w:i/>
+                <w:color w:val="6B6660"/>
+                <w:sz w:val="19"/>
+              </w:rPr>
+              <w:t>the completed group form — YAT-Finance-Ops with ReadOnlyAccess attached — and the error returned.</w:t>
+            </w:r>
+          </w:p>
+        </w:tc>
+      </w:tr>
+    </w:tbl>
+    <w:p/>
+    <w:tbl>
+      <w:tblPr>
+        <w:tblW w:type="auto" w:w="0"/>
+        <w:tblLook w:firstColumn="1" w:firstRow="1" w:lastColumn="0" w:lastRow="0" w:noHBand="0" w:noVBand="1" w:val="04A0"/>
+      </w:tblPr>
+      <w:tblGrid>
+        <w:gridCol w:w="9412"/>
+      </w:tblGrid>
+      <w:tr>
+        <w:tc>
+          <w:tcPr>
+            <w:tcW w:type="dxa" w:w="9411"/>
+            <w:tcBorders>
+              <w:top w:val="single" w:sz="4" w:space="0" w:color="E4DED3"/>
+              <w:left w:val="single" w:sz="4" w:space="0" w:color="E4DED3"/>
+              <w:bottom w:val="single" w:sz="4" w:space="0" w:color="E4DED3"/>
+              <w:right w:val="single" w:sz="4" w:space="0" w:color="E4DED3"/>
+            </w:tcBorders>
+            <w:shd w:val="clear" w:color="auto" w:fill="F8F4ED"/>
+          </w:tcPr>
+          <w:p>
+            <w:pPr>
+              <w:jc w:val="center"/>
+            </w:pPr>
+            <w:r>
+              <w:rPr>
+                <w:b/>
+                <w:i w:val="0"/>
+                <w:sz w:val="20"/>
+              </w:rPr>
+              <w:t>[ PASTE YOUR SCREENSHOT HERE ]</w:t>
+            </w:r>
+          </w:p>
+          <w:p>
+            <w:pPr>
+              <w:jc w:val="left"/>
+            </w:pPr>
+            <w:r>
+              <w:rPr>
+                <w:b w:val="0"/>
+                <w:i/>
+                <w:color w:val="6B6660"/>
+                <w:sz w:val="19"/>
+              </w:rPr>
+              <w:t>the completed user form — ledgerline-ops with CloudWatchFullAccess attached — and the error returned.</w:t>
+            </w:r>
+          </w:p>
+        </w:tc>
+      </w:tr>
+    </w:tbl>
+    <w:p/>
+    <w:p>
+      <w:pPr>
+        <w:spacing w:before="200" w:after="0"/>
+      </w:pPr>
+      <w:r>
+        <w:rPr>
+          <w:b/>
+          <w:color w:val="1F5A5C"/>
+          <w:sz w:val="16"/>
+        </w:rPr>
+        <w:t>TASK 9</w:t>
+      </w:r>
+    </w:p>
+    <w:p>
+      <w:pPr>
+        <w:pStyle w:val="Heading2"/>
+      </w:pPr>
+      <w:r>
         <w:t>Look at the role your servers will use</w:t>
       </w:r>
     </w:p>
@@ -2922,7 +3450,7 @@
           <w:color w:val="1F5A5C"/>
           <w:sz w:val="16"/>
         </w:rPr>
-        <w:t>TASK 9</w:t>
+        <w:t>TASK 10</w:t>
       </w:r>
     </w:p>
     <w:p>
@@ -3076,7 +3604,7 @@
               <w:rPr>
                 <w:sz w:val="19"/>
               </w:rPr>
-              <w:t>t3.micro</w:t>
+              <w:t>your choice — see the decision below</w:t>
             </w:r>
           </w:p>
         </w:tc>
@@ -3518,7 +4046,7 @@
         <w:rPr>
           <w:sz w:val="20"/>
         </w:rPr>
-        <w:t>Instance type: t3.micro.</w:t>
+        <w:t>Instance type: whichever of the two you chose below.</w:t>
       </w:r>
     </w:p>
     <w:p>
@@ -3635,6 +4163,70 @@
         <w:t>Create launch template.</w:t>
       </w:r>
     </w:p>
+    <w:p/>
+    <w:p>
+      <w:pPr>
+        <w:spacing w:after="60"/>
+      </w:pPr>
+      <w:r>
+        <w:rPr>
+          <w:b/>
+          <w:i w:val="0"/>
+          <w:sz w:val="21"/>
+        </w:rPr>
+        <w:t>Your decision</w:t>
+      </w:r>
+    </w:p>
+    <w:p>
+      <w:pPr>
+        <w:spacing w:after="120"/>
+      </w:pPr>
+      <w:r>
+        <w:rPr>
+          <w:b w:val="0"/>
+          <w:i/>
+          <w:color w:val="6B6660"/>
+          <w:sz w:val="19"/>
+        </w:rPr>
+        <w:t>Choose the instance type for the application tier: t3.micro or t3.small. Name the one you did not choose, say which you chose, and explain why against what Ledgerline actually has to do — a finance system used by a small team, all of them on campus or at home, never by students.</w:t>
+      </w:r>
+    </w:p>
+    <w:tbl>
+      <w:tblPr>
+        <w:tblW w:type="auto" w:w="0"/>
+        <w:tblLook w:firstColumn="1" w:firstRow="1" w:lastColumn="0" w:lastRow="0" w:noHBand="0" w:noVBand="1" w:val="04A0"/>
+      </w:tblPr>
+      <w:tblGrid>
+        <w:gridCol w:w="9412"/>
+      </w:tblGrid>
+      <w:tr>
+        <w:tc>
+          <w:tcPr>
+            <w:tcW w:type="dxa" w:w="9411"/>
+            <w:tcBorders>
+              <w:top w:val="single" w:sz="4" w:space="0" w:color="E4DED3"/>
+              <w:left w:val="single" w:sz="4" w:space="0" w:color="E4DED3"/>
+              <w:bottom w:val="single" w:sz="4" w:space="0" w:color="E4DED3"/>
+              <w:right w:val="single" w:sz="4" w:space="0" w:color="E4DED3"/>
+            </w:tcBorders>
+            <w:shd w:val="clear" w:color="auto" w:fill="F8F4ED"/>
+          </w:tcPr>
+          <w:p>
+            <w:pPr>
+              <w:jc w:val="center"/>
+            </w:pPr>
+            <w:r>
+              <w:rPr>
+                <w:b/>
+                <w:i w:val="0"/>
+                <w:sz w:val="20"/>
+              </w:rPr>
+              <w:t>[ WRITE YOUR ANSWER HERE ]</w:t>
+            </w:r>
+          </w:p>
+        </w:tc>
+      </w:tr>
+    </w:tbl>
     <w:p/>
     <w:p>
       <w:pPr>
@@ -3710,7 +4302,7 @@
           <w:color w:val="1F5A5C"/>
           <w:sz w:val="16"/>
         </w:rPr>
-        <w:t>TASK 10</w:t>
+        <w:t>TASK 11</w:t>
       </w:r>
     </w:p>
     <w:p>
@@ -4119,57 +4711,20 @@
         <w:t>Evidence</w:t>
       </w:r>
     </w:p>
-    <w:tbl>
-      <w:tblPr>
-        <w:tblW w:type="auto" w:w="0"/>
-        <w:tblLook w:firstColumn="1" w:firstRow="1" w:lastColumn="0" w:lastRow="0" w:noHBand="0" w:noVBand="1" w:val="04A0"/>
-      </w:tblPr>
-      <w:tblGrid>
-        <w:gridCol w:w="9412"/>
-      </w:tblGrid>
-      <w:tr>
-        <w:tc>
-          <w:tcPr>
-            <w:tcW w:type="dxa" w:w="9411"/>
-            <w:tcBorders>
-              <w:top w:val="single" w:sz="4" w:space="0" w:color="E4DED3"/>
-              <w:left w:val="single" w:sz="4" w:space="0" w:color="E4DED3"/>
-              <w:bottom w:val="single" w:sz="4" w:space="0" w:color="E4DED3"/>
-              <w:right w:val="single" w:sz="4" w:space="0" w:color="E4DED3"/>
-            </w:tcBorders>
-            <w:shd w:val="clear" w:color="auto" w:fill="F8F4ED"/>
-          </w:tcPr>
-          <w:p>
-            <w:pPr>
-              <w:jc w:val="center"/>
-            </w:pPr>
-            <w:r>
-              <w:rPr>
-                <w:b/>
-                <w:i w:val="0"/>
-                <w:sz w:val="20"/>
-              </w:rPr>
-              <w:t>[ PASTE YOUR SCREENSHOT HERE ]</w:t>
-            </w:r>
-          </w:p>
-          <w:p>
-            <w:pPr>
-              <w:jc w:val="left"/>
-            </w:pPr>
-            <w:r>
-              <w:rPr>
-                <w:b w:val="0"/>
-                <w:i/>
-                <w:color w:val="6B6660"/>
-                <w:sz w:val="19"/>
-              </w:rPr>
-              <w:t>the target group summary showing its VPC and health-check settings.</w:t>
-            </w:r>
-          </w:p>
-        </w:tc>
-      </w:tr>
-    </w:tbl>
-    <w:p/>
+    <w:p>
+      <w:pPr>
+        <w:spacing w:after="200"/>
+      </w:pPr>
+      <w:r>
+        <w:rPr>
+          <w:b w:val="0"/>
+          <w:i/>
+          <w:color w:val="6B6660"/>
+          <w:sz w:val="19"/>
+        </w:rPr>
+        <w:t>No screenshot needed. Creating the target group is a prerequisite step — the load balancer sends traffic to it, and the Auto Scaling group fills it with servers.</w:t>
+      </w:r>
+    </w:p>
     <w:p>
       <w:pPr>
         <w:spacing w:before="200" w:after="0"/>
@@ -4180,7 +4735,7 @@
           <w:color w:val="1F5A5C"/>
           <w:sz w:val="16"/>
         </w:rPr>
-        <w:t>TASK 11</w:t>
+        <w:t>TASK 12</w:t>
       </w:r>
     </w:p>
     <w:p>
@@ -4730,7 +5285,7 @@
           <w:color w:val="1F5A5C"/>
           <w:sz w:val="16"/>
         </w:rPr>
-        <w:t>TASK 12</w:t>
+        <w:t>TASK 13</w:t>
       </w:r>
     </w:p>
     <w:p>
@@ -5299,7 +5854,7 @@
           <w:color w:val="1F5A5C"/>
           <w:sz w:val="16"/>
         </w:rPr>
-        <w:t>TASK 13</w:t>
+        <w:t>TASK 14</w:t>
       </w:r>
     </w:p>
     <w:p>
@@ -5605,57 +6160,20 @@
         <w:t>Evidence</w:t>
       </w:r>
     </w:p>
-    <w:tbl>
-      <w:tblPr>
-        <w:tblW w:type="auto" w:w="0"/>
-        <w:tblLook w:firstColumn="1" w:firstRow="1" w:lastColumn="0" w:lastRow="0" w:noHBand="0" w:noVBand="1" w:val="04A0"/>
-      </w:tblPr>
-      <w:tblGrid>
-        <w:gridCol w:w="9412"/>
-      </w:tblGrid>
-      <w:tr>
-        <w:tc>
-          <w:tcPr>
-            <w:tcW w:type="dxa" w:w="9411"/>
-            <w:tcBorders>
-              <w:top w:val="single" w:sz="4" w:space="0" w:color="E4DED3"/>
-              <w:left w:val="single" w:sz="4" w:space="0" w:color="E4DED3"/>
-              <w:bottom w:val="single" w:sz="4" w:space="0" w:color="E4DED3"/>
-              <w:right w:val="single" w:sz="4" w:space="0" w:color="E4DED3"/>
-            </w:tcBorders>
-            <w:shd w:val="clear" w:color="auto" w:fill="F8F4ED"/>
-          </w:tcPr>
-          <w:p>
-            <w:pPr>
-              <w:jc w:val="center"/>
-            </w:pPr>
-            <w:r>
-              <w:rPr>
-                <w:b/>
-                <w:i w:val="0"/>
-                <w:sz w:val="20"/>
-              </w:rPr>
-              <w:t>[ PASTE YOUR SCREENSHOT HERE ]</w:t>
-            </w:r>
-          </w:p>
-          <w:p>
-            <w:pPr>
-              <w:jc w:val="left"/>
-            </w:pPr>
-            <w:r>
-              <w:rPr>
-                <w:b w:val="0"/>
-                <w:i/>
-                <w:color w:val="6B6660"/>
-                <w:sz w:val="19"/>
-              </w:rPr>
-              <w:t>the subnet group showing its VPC and both subnets.</w:t>
-            </w:r>
-          </w:p>
-        </w:tc>
-      </w:tr>
-    </w:tbl>
-    <w:p/>
+    <w:p>
+      <w:pPr>
+        <w:spacing w:after="200"/>
+      </w:pPr>
+      <w:r>
+        <w:rPr>
+          <w:b w:val="0"/>
+          <w:i/>
+          <w:color w:val="6B6660"/>
+          <w:sz w:val="19"/>
+        </w:rPr>
+        <w:t>No screenshot needed. Creating the subnet group is a prerequisite step — the database cannot be created without one.</w:t>
+      </w:r>
+    </w:p>
     <w:p>
       <w:pPr>
         <w:spacing w:before="200" w:after="0"/>
@@ -5666,7 +6184,7 @@
           <w:color w:val="1F5A5C"/>
           <w:sz w:val="16"/>
         </w:rPr>
-        <w:t>TASK 14</w:t>
+        <w:t>TASK 15</w:t>
       </w:r>
     </w:p>
     <w:p>
@@ -5862,7 +6380,7 @@
               <w:rPr>
                 <w:sz w:val="19"/>
               </w:rPr>
-              <w:t>db.t3.micro</w:t>
+              <w:t>your choice — see the decision below</w:t>
             </w:r>
           </w:p>
         </w:tc>
@@ -6226,7 +6744,7 @@
         <w:rPr>
           <w:sz w:val="20"/>
         </w:rPr>
-        <w:t>Instance class db.t3.micro, storage 20 GB gp3.</w:t>
+        <w:t>Instance class: whichever of the two you chose below. Storage 20 GB gp3.</w:t>
       </w:r>
     </w:p>
     <w:p>
@@ -6286,6 +6804,70 @@
         <w:t>Create database, then wait. It takes several minutes to reach Available.</w:t>
       </w:r>
     </w:p>
+    <w:p/>
+    <w:p>
+      <w:pPr>
+        <w:spacing w:after="60"/>
+      </w:pPr>
+      <w:r>
+        <w:rPr>
+          <w:b/>
+          <w:i w:val="0"/>
+          <w:sz w:val="21"/>
+        </w:rPr>
+        <w:t>Your decision</w:t>
+      </w:r>
+    </w:p>
+    <w:p>
+      <w:pPr>
+        <w:spacing w:after="120"/>
+      </w:pPr>
+      <w:r>
+        <w:rPr>
+          <w:b w:val="0"/>
+          <w:i/>
+          <w:color w:val="6B6660"/>
+          <w:sz w:val="19"/>
+        </w:rPr>
+        <w:t>Choose the database instance class: db.t3.micro or db.t3.small. Name the one you did not choose, say which you chose, and explain why against the workload.</w:t>
+      </w:r>
+    </w:p>
+    <w:tbl>
+      <w:tblPr>
+        <w:tblW w:type="auto" w:w="0"/>
+        <w:tblLook w:firstColumn="1" w:firstRow="1" w:lastColumn="0" w:lastRow="0" w:noHBand="0" w:noVBand="1" w:val="04A0"/>
+      </w:tblPr>
+      <w:tblGrid>
+        <w:gridCol w:w="9412"/>
+      </w:tblGrid>
+      <w:tr>
+        <w:tc>
+          <w:tcPr>
+            <w:tcW w:type="dxa" w:w="9411"/>
+            <w:tcBorders>
+              <w:top w:val="single" w:sz="4" w:space="0" w:color="E4DED3"/>
+              <w:left w:val="single" w:sz="4" w:space="0" w:color="E4DED3"/>
+              <w:bottom w:val="single" w:sz="4" w:space="0" w:color="E4DED3"/>
+              <w:right w:val="single" w:sz="4" w:space="0" w:color="E4DED3"/>
+            </w:tcBorders>
+            <w:shd w:val="clear" w:color="auto" w:fill="F8F4ED"/>
+          </w:tcPr>
+          <w:p>
+            <w:pPr>
+              <w:jc w:val="center"/>
+            </w:pPr>
+            <w:r>
+              <w:rPr>
+                <w:b/>
+                <w:i w:val="0"/>
+                <w:sz w:val="20"/>
+              </w:rPr>
+              <w:t>[ WRITE YOUR ANSWER HERE ]</w:t>
+            </w:r>
+          </w:p>
+        </w:tc>
+      </w:tr>
+    </w:tbl>
     <w:p/>
     <w:p>
       <w:pPr>
@@ -6361,7 +6943,7 @@
           <w:color w:val="1F5A5C"/>
           <w:sz w:val="16"/>
         </w:rPr>
-        <w:t>TASK 15</w:t>
+        <w:t>TASK 16</w:t>
       </w:r>
     </w:p>
     <w:p>
@@ -6369,7 +6951,7 @@
         <w:pStyle w:val="Heading2"/>
       </w:pPr>
       <w:r>
-        <w:t>Create a monitoring alarm</w:t>
+        <w:t>Create the two monitoring alarms</w:t>
       </w:r>
     </w:p>
     <w:p>
@@ -6382,7 +6964,7 @@
           <w:i w:val="0"/>
           <w:sz w:val="21"/>
         </w:rPr>
-        <w:t>Create an alarm that tells you when the application tier stops serving.</w:t>
+        <w:t>Create two alarms — one that tells you when the application tier stops serving, one that tells you when the database is running out of room.</w:t>
       </w:r>
     </w:p>
     <w:tbl>
@@ -6412,7 +6994,7 @@
                 <w:b/>
                 <w:sz w:val="19"/>
               </w:rPr>
-              <w:t>Name</w:t>
+              <w:t>Notification topic</w:t>
             </w:r>
           </w:p>
         </w:tc>
@@ -6431,7 +7013,49 @@
               <w:rPr>
                 <w:sz w:val="19"/>
               </w:rPr>
-              <w:t>ledgerline-unhealthy-hosts</w:t>
+              <w:t>create an SNS topic named ledgerline-alerts with your own email address and use it for both alarms. You do not need to confirm the subscription email</w:t>
+            </w:r>
+          </w:p>
+        </w:tc>
+      </w:tr>
+      <w:tr>
+        <w:tc>
+          <w:tcPr>
+            <w:tcW w:type="dxa" w:w="2381"/>
+            <w:tcBorders>
+              <w:top w:val="single" w:sz="4" w:space="0" w:color="E4DED3"/>
+              <w:left w:val="single" w:sz="4" w:space="0" w:color="E4DED3"/>
+              <w:bottom w:val="single" w:sz="4" w:space="0" w:color="E4DED3"/>
+              <w:right w:val="single" w:sz="4" w:space="0" w:color="E4DED3"/>
+            </w:tcBorders>
+            <w:shd w:val="clear" w:color="auto" w:fill="F8F4ED"/>
+          </w:tcPr>
+          <w:p>
+            <w:r>
+              <w:rPr>
+                <w:b/>
+                <w:sz w:val="19"/>
+              </w:rPr>
+              <w:t>─ Alarm 1 ─</w:t>
+            </w:r>
+          </w:p>
+        </w:tc>
+        <w:tc>
+          <w:tcPr>
+            <w:tcW w:type="dxa" w:w="6576"/>
+            <w:tcBorders>
+              <w:top w:val="single" w:sz="4" w:space="0" w:color="E4DED3"/>
+              <w:left w:val="single" w:sz="4" w:space="0" w:color="E4DED3"/>
+              <w:bottom w:val="single" w:sz="4" w:space="0" w:color="E4DED3"/>
+              <w:right w:val="single" w:sz="4" w:space="0" w:color="E4DED3"/>
+            </w:tcBorders>
+          </w:tcPr>
+          <w:p>
+            <w:r>
+              <w:rPr>
+                <w:sz w:val="19"/>
+              </w:rPr>
+              <w:t>the application tier is not serving</w:t>
             </w:r>
           </w:p>
         </w:tc>
@@ -6664,7 +7288,7 @@
                 <w:b/>
                 <w:sz w:val="19"/>
               </w:rPr>
-              <w:t>Notification</w:t>
+              <w:t>Name</w:t>
             </w:r>
           </w:p>
         </w:tc>
@@ -6683,7 +7307,343 @@
               <w:rPr>
                 <w:sz w:val="19"/>
               </w:rPr>
-              <w:t>create an SNS topic with your own email, or skip if offered</w:t>
+              <w:t>ledgerline-unhealthy-hosts</w:t>
+            </w:r>
+          </w:p>
+        </w:tc>
+      </w:tr>
+      <w:tr>
+        <w:tc>
+          <w:tcPr>
+            <w:tcW w:type="dxa" w:w="2381"/>
+            <w:tcBorders>
+              <w:top w:val="single" w:sz="4" w:space="0" w:color="E4DED3"/>
+              <w:left w:val="single" w:sz="4" w:space="0" w:color="E4DED3"/>
+              <w:bottom w:val="single" w:sz="4" w:space="0" w:color="E4DED3"/>
+              <w:right w:val="single" w:sz="4" w:space="0" w:color="E4DED3"/>
+            </w:tcBorders>
+            <w:shd w:val="clear" w:color="auto" w:fill="F8F4ED"/>
+          </w:tcPr>
+          <w:p>
+            <w:r>
+              <w:rPr>
+                <w:b/>
+                <w:sz w:val="19"/>
+              </w:rPr>
+              <w:t>─ Alarm 2 ─</w:t>
+            </w:r>
+          </w:p>
+        </w:tc>
+        <w:tc>
+          <w:tcPr>
+            <w:tcW w:type="dxa" w:w="6576"/>
+            <w:tcBorders>
+              <w:top w:val="single" w:sz="4" w:space="0" w:color="E4DED3"/>
+              <w:left w:val="single" w:sz="4" w:space="0" w:color="E4DED3"/>
+              <w:bottom w:val="single" w:sz="4" w:space="0" w:color="E4DED3"/>
+              <w:right w:val="single" w:sz="4" w:space="0" w:color="E4DED3"/>
+            </w:tcBorders>
+          </w:tcPr>
+          <w:p>
+            <w:r>
+              <w:rPr>
+                <w:sz w:val="19"/>
+              </w:rPr>
+              <w:t>the database is running out of room</w:t>
+            </w:r>
+          </w:p>
+        </w:tc>
+      </w:tr>
+      <w:tr>
+        <w:tc>
+          <w:tcPr>
+            <w:tcW w:type="dxa" w:w="2381"/>
+            <w:tcBorders>
+              <w:top w:val="single" w:sz="4" w:space="0" w:color="E4DED3"/>
+              <w:left w:val="single" w:sz="4" w:space="0" w:color="E4DED3"/>
+              <w:bottom w:val="single" w:sz="4" w:space="0" w:color="E4DED3"/>
+              <w:right w:val="single" w:sz="4" w:space="0" w:color="E4DED3"/>
+            </w:tcBorders>
+            <w:shd w:val="clear" w:color="auto" w:fill="F8F4ED"/>
+          </w:tcPr>
+          <w:p>
+            <w:r>
+              <w:rPr>
+                <w:b/>
+                <w:sz w:val="19"/>
+              </w:rPr>
+              <w:t>Metric</w:t>
+            </w:r>
+          </w:p>
+        </w:tc>
+        <w:tc>
+          <w:tcPr>
+            <w:tcW w:type="dxa" w:w="6576"/>
+            <w:tcBorders>
+              <w:top w:val="single" w:sz="4" w:space="0" w:color="E4DED3"/>
+              <w:left w:val="single" w:sz="4" w:space="0" w:color="E4DED3"/>
+              <w:bottom w:val="single" w:sz="4" w:space="0" w:color="E4DED3"/>
+              <w:right w:val="single" w:sz="4" w:space="0" w:color="E4DED3"/>
+            </w:tcBorders>
+          </w:tcPr>
+          <w:p>
+            <w:r>
+              <w:rPr>
+                <w:sz w:val="19"/>
+              </w:rPr>
+              <w:t>RDS → Per-Database Metrics → FreeStorageSpace, filtered to your database</w:t>
+            </w:r>
+          </w:p>
+        </w:tc>
+      </w:tr>
+      <w:tr>
+        <w:tc>
+          <w:tcPr>
+            <w:tcW w:type="dxa" w:w="2381"/>
+            <w:tcBorders>
+              <w:top w:val="single" w:sz="4" w:space="0" w:color="E4DED3"/>
+              <w:left w:val="single" w:sz="4" w:space="0" w:color="E4DED3"/>
+              <w:bottom w:val="single" w:sz="4" w:space="0" w:color="E4DED3"/>
+              <w:right w:val="single" w:sz="4" w:space="0" w:color="E4DED3"/>
+            </w:tcBorders>
+            <w:shd w:val="clear" w:color="auto" w:fill="F8F4ED"/>
+          </w:tcPr>
+          <w:p>
+            <w:r>
+              <w:rPr>
+                <w:b/>
+                <w:sz w:val="19"/>
+              </w:rPr>
+              <w:t>Statistic</w:t>
+            </w:r>
+          </w:p>
+        </w:tc>
+        <w:tc>
+          <w:tcPr>
+            <w:tcW w:type="dxa" w:w="6576"/>
+            <w:tcBorders>
+              <w:top w:val="single" w:sz="4" w:space="0" w:color="E4DED3"/>
+              <w:left w:val="single" w:sz="4" w:space="0" w:color="E4DED3"/>
+              <w:bottom w:val="single" w:sz="4" w:space="0" w:color="E4DED3"/>
+              <w:right w:val="single" w:sz="4" w:space="0" w:color="E4DED3"/>
+            </w:tcBorders>
+          </w:tcPr>
+          <w:p>
+            <w:r>
+              <w:rPr>
+                <w:sz w:val="19"/>
+              </w:rPr>
+              <w:t>Minimum</w:t>
+            </w:r>
+          </w:p>
+        </w:tc>
+      </w:tr>
+      <w:tr>
+        <w:tc>
+          <w:tcPr>
+            <w:tcW w:type="dxa" w:w="2381"/>
+            <w:tcBorders>
+              <w:top w:val="single" w:sz="4" w:space="0" w:color="E4DED3"/>
+              <w:left w:val="single" w:sz="4" w:space="0" w:color="E4DED3"/>
+              <w:bottom w:val="single" w:sz="4" w:space="0" w:color="E4DED3"/>
+              <w:right w:val="single" w:sz="4" w:space="0" w:color="E4DED3"/>
+            </w:tcBorders>
+            <w:shd w:val="clear" w:color="auto" w:fill="F8F4ED"/>
+          </w:tcPr>
+          <w:p>
+            <w:r>
+              <w:rPr>
+                <w:b/>
+                <w:sz w:val="19"/>
+              </w:rPr>
+              <w:t>Period</w:t>
+            </w:r>
+          </w:p>
+        </w:tc>
+        <w:tc>
+          <w:tcPr>
+            <w:tcW w:type="dxa" w:w="6576"/>
+            <w:tcBorders>
+              <w:top w:val="single" w:sz="4" w:space="0" w:color="E4DED3"/>
+              <w:left w:val="single" w:sz="4" w:space="0" w:color="E4DED3"/>
+              <w:bottom w:val="single" w:sz="4" w:space="0" w:color="E4DED3"/>
+              <w:right w:val="single" w:sz="4" w:space="0" w:color="E4DED3"/>
+            </w:tcBorders>
+          </w:tcPr>
+          <w:p>
+            <w:r>
+              <w:rPr>
+                <w:sz w:val="19"/>
+              </w:rPr>
+              <w:t>5 minutes</w:t>
+            </w:r>
+          </w:p>
+        </w:tc>
+      </w:tr>
+      <w:tr>
+        <w:tc>
+          <w:tcPr>
+            <w:tcW w:type="dxa" w:w="2381"/>
+            <w:tcBorders>
+              <w:top w:val="single" w:sz="4" w:space="0" w:color="E4DED3"/>
+              <w:left w:val="single" w:sz="4" w:space="0" w:color="E4DED3"/>
+              <w:bottom w:val="single" w:sz="4" w:space="0" w:color="E4DED3"/>
+              <w:right w:val="single" w:sz="4" w:space="0" w:color="E4DED3"/>
+            </w:tcBorders>
+            <w:shd w:val="clear" w:color="auto" w:fill="F8F4ED"/>
+          </w:tcPr>
+          <w:p>
+            <w:r>
+              <w:rPr>
+                <w:b/>
+                <w:sz w:val="19"/>
+              </w:rPr>
+              <w:t>Condition</w:t>
+            </w:r>
+          </w:p>
+        </w:tc>
+        <w:tc>
+          <w:tcPr>
+            <w:tcW w:type="dxa" w:w="6576"/>
+            <w:tcBorders>
+              <w:top w:val="single" w:sz="4" w:space="0" w:color="E4DED3"/>
+              <w:left w:val="single" w:sz="4" w:space="0" w:color="E4DED3"/>
+              <w:bottom w:val="single" w:sz="4" w:space="0" w:color="E4DED3"/>
+              <w:right w:val="single" w:sz="4" w:space="0" w:color="E4DED3"/>
+            </w:tcBorders>
+          </w:tcPr>
+          <w:p>
+            <w:r>
+              <w:rPr>
+                <w:sz w:val="19"/>
+              </w:rPr>
+              <w:t>Lower than 20% of the 20 GiB you allocated</w:t>
+            </w:r>
+          </w:p>
+        </w:tc>
+      </w:tr>
+      <w:tr>
+        <w:tc>
+          <w:tcPr>
+            <w:tcW w:type="dxa" w:w="2381"/>
+            <w:tcBorders>
+              <w:top w:val="single" w:sz="4" w:space="0" w:color="E4DED3"/>
+              <w:left w:val="single" w:sz="4" w:space="0" w:color="E4DED3"/>
+              <w:bottom w:val="single" w:sz="4" w:space="0" w:color="E4DED3"/>
+              <w:right w:val="single" w:sz="4" w:space="0" w:color="E4DED3"/>
+            </w:tcBorders>
+            <w:shd w:val="clear" w:color="auto" w:fill="F8F4ED"/>
+          </w:tcPr>
+          <w:p>
+            <w:r>
+              <w:rPr>
+                <w:b/>
+                <w:sz w:val="19"/>
+              </w:rPr>
+              <w:t>Working that out</w:t>
+            </w:r>
+          </w:p>
+        </w:tc>
+        <w:tc>
+          <w:tcPr>
+            <w:tcW w:type="dxa" w:w="6576"/>
+            <w:tcBorders>
+              <w:top w:val="single" w:sz="4" w:space="0" w:color="E4DED3"/>
+              <w:left w:val="single" w:sz="4" w:space="0" w:color="E4DED3"/>
+              <w:bottom w:val="single" w:sz="4" w:space="0" w:color="E4DED3"/>
+              <w:right w:val="single" w:sz="4" w:space="0" w:color="E4DED3"/>
+            </w:tcBorders>
+          </w:tcPr>
+          <w:p>
+            <w:r>
+              <w:rPr>
+                <w:sz w:val="19"/>
+              </w:rPr>
+              <w:t>the field takes bytes, not gigabytes. 20 GiB is 21474836480 bytes, so 20% of it is 4294967296. Type the raw digits — no commas, no units. The graph above the field is drawn in GB, which makes it easy to type a number a thousand times too small</w:t>
+            </w:r>
+          </w:p>
+        </w:tc>
+      </w:tr>
+      <w:tr>
+        <w:tc>
+          <w:tcPr>
+            <w:tcW w:type="dxa" w:w="2381"/>
+            <w:tcBorders>
+              <w:top w:val="single" w:sz="4" w:space="0" w:color="E4DED3"/>
+              <w:left w:val="single" w:sz="4" w:space="0" w:color="E4DED3"/>
+              <w:bottom w:val="single" w:sz="4" w:space="0" w:color="E4DED3"/>
+              <w:right w:val="single" w:sz="4" w:space="0" w:color="E4DED3"/>
+            </w:tcBorders>
+            <w:shd w:val="clear" w:color="auto" w:fill="F8F4ED"/>
+          </w:tcPr>
+          <w:p>
+            <w:r>
+              <w:rPr>
+                <w:b/>
+                <w:sz w:val="19"/>
+              </w:rPr>
+              <w:t>Datapoints to alarm</w:t>
+            </w:r>
+          </w:p>
+        </w:tc>
+        <w:tc>
+          <w:tcPr>
+            <w:tcW w:type="dxa" w:w="6576"/>
+            <w:tcBorders>
+              <w:top w:val="single" w:sz="4" w:space="0" w:color="E4DED3"/>
+              <w:left w:val="single" w:sz="4" w:space="0" w:color="E4DED3"/>
+              <w:bottom w:val="single" w:sz="4" w:space="0" w:color="E4DED3"/>
+              <w:right w:val="single" w:sz="4" w:space="0" w:color="E4DED3"/>
+            </w:tcBorders>
+          </w:tcPr>
+          <w:p>
+            <w:r>
+              <w:rPr>
+                <w:sz w:val="19"/>
+              </w:rPr>
+              <w:t>2 out of 2</w:t>
+            </w:r>
+          </w:p>
+        </w:tc>
+      </w:tr>
+      <w:tr>
+        <w:tc>
+          <w:tcPr>
+            <w:tcW w:type="dxa" w:w="2381"/>
+            <w:tcBorders>
+              <w:top w:val="single" w:sz="4" w:space="0" w:color="E4DED3"/>
+              <w:left w:val="single" w:sz="4" w:space="0" w:color="E4DED3"/>
+              <w:bottom w:val="single" w:sz="4" w:space="0" w:color="E4DED3"/>
+              <w:right w:val="single" w:sz="4" w:space="0" w:color="E4DED3"/>
+            </w:tcBorders>
+            <w:shd w:val="clear" w:color="auto" w:fill="F8F4ED"/>
+          </w:tcPr>
+          <w:p>
+            <w:r>
+              <w:rPr>
+                <w:b/>
+                <w:sz w:val="19"/>
+              </w:rPr>
+              <w:t>Name</w:t>
+            </w:r>
+          </w:p>
+        </w:tc>
+        <w:tc>
+          <w:tcPr>
+            <w:tcW w:type="dxa" w:w="6576"/>
+            <w:tcBorders>
+              <w:top w:val="single" w:sz="4" w:space="0" w:color="E4DED3"/>
+              <w:left w:val="single" w:sz="4" w:space="0" w:color="E4DED3"/>
+              <w:bottom w:val="single" w:sz="4" w:space="0" w:color="E4DED3"/>
+              <w:right w:val="single" w:sz="4" w:space="0" w:color="E4DED3"/>
+            </w:tcBorders>
+          </w:tcPr>
+          <w:p>
+            <w:r>
+              <w:rPr>
+                <w:sz w:val="19"/>
+              </w:rPr>
+              <w:t>ledgerline-db-storage-low</w:t>
             </w:r>
           </w:p>
         </w:tc>
@@ -6814,7 +7774,7 @@
         <w:rPr>
           <w:sz w:val="20"/>
         </w:rPr>
-        <w:t>Create or select an SNS topic if it asks for one. Next.</w:t>
+        <w:t>Create an SNS topic named ledgerline-alerts with your email. Next, name the alarm, and finish.</w:t>
       </w:r>
     </w:p>
     <w:p>
@@ -6833,7 +7793,102 @@
         <w:rPr>
           <w:sz w:val="20"/>
         </w:rPr>
-        <w:t>Name the alarm and finish.</w:t>
+        <w:t>Create alarm again for the second one. Select metric, choose RDS, then Per-Database Metrics.</w:t>
+      </w:r>
+    </w:p>
+    <w:p>
+      <w:pPr>
+        <w:spacing w:after="40"/>
+        <w:ind w:left="340"/>
+      </w:pPr>
+      <w:r>
+        <w:rPr>
+          <w:b/>
+          <w:sz w:val="20"/>
+        </w:rPr>
+        <w:t xml:space="preserve">8.  </w:t>
+      </w:r>
+      <w:r>
+        <w:rPr>
+          <w:sz w:val="20"/>
+        </w:rPr>
+        <w:t>Filter for FreeStorageSpace, tick the row for your database, Select metric.</w:t>
+      </w:r>
+    </w:p>
+    <w:p>
+      <w:pPr>
+        <w:spacing w:after="40"/>
+        <w:ind w:left="340"/>
+      </w:pPr>
+      <w:r>
+        <w:rPr>
+          <w:b/>
+          <w:sz w:val="20"/>
+        </w:rPr>
+        <w:t xml:space="preserve">9.  </w:t>
+      </w:r>
+      <w:r>
+        <w:rPr>
+          <w:sz w:val="20"/>
+        </w:rPr>
+        <w:t>Set Statistic to Minimum and Period to 5 minutes.</w:t>
+      </w:r>
+    </w:p>
+    <w:p>
+      <w:pPr>
+        <w:spacing w:after="40"/>
+        <w:ind w:left="340"/>
+      </w:pPr>
+      <w:r>
+        <w:rPr>
+          <w:b/>
+          <w:sz w:val="20"/>
+        </w:rPr>
+        <w:t xml:space="preserve">10.  </w:t>
+      </w:r>
+      <w:r>
+        <w:rPr>
+          <w:sz w:val="20"/>
+        </w:rPr>
+        <w:t>Under Conditions choose Lower and type the byte figure you worked out above.</w:t>
+      </w:r>
+    </w:p>
+    <w:p>
+      <w:pPr>
+        <w:spacing w:after="40"/>
+        <w:ind w:left="340"/>
+      </w:pPr>
+      <w:r>
+        <w:rPr>
+          <w:b/>
+          <w:sz w:val="20"/>
+        </w:rPr>
+        <w:t xml:space="preserve">11.  </w:t>
+      </w:r>
+      <w:r>
+        <w:rPr>
+          <w:sz w:val="20"/>
+        </w:rPr>
+        <w:t>Under Additional configuration set Datapoints to alarm to 2 out of 2.</w:t>
+      </w:r>
+    </w:p>
+    <w:p>
+      <w:pPr>
+        <w:spacing w:after="40"/>
+        <w:ind w:left="340"/>
+      </w:pPr>
+      <w:r>
+        <w:rPr>
+          <w:b/>
+          <w:sz w:val="20"/>
+        </w:rPr>
+        <w:t xml:space="preserve">12.  </w:t>
+      </w:r>
+      <w:r>
+        <w:rPr>
+          <w:sz w:val="20"/>
+        </w:rPr>
+        <w:t>Choose the ledgerline-alerts topic you already made, name the alarm, finish.</w:t>
       </w:r>
     </w:p>
     <w:p/>
@@ -6894,7 +7949,7 @@
                 <w:color w:val="6B6660"/>
                 <w:sz w:val="19"/>
               </w:rPr>
-              <w:t>the alarm showing its metric, threshold and state.</w:t>
+              <w:t>the alarm list showing both alarms with their metrics, thresholds and current state.</w:t>
             </w:r>
           </w:p>
         </w:tc>

--- a/S1-CL1-Cloud-Design-Build/delivery/practice/AT2-Practice-Build-Run-Sheet.docx
+++ b/S1-CL1-Cloud-Design-Build/delivery/practice/AT2-Practice-Build-Run-Sheet.docx
@@ -7391,7 +7391,7 @@
               <w:rPr>
                 <w:sz w:val="19"/>
               </w:rPr>
-              <w:t>RDS → Per-Database Metrics → FreeStorageSpace, filtered to your database</w:t>
+              <w:t>RDS → DBInstanceIdentifier, then filter for FreeStorageSpace and tick the row for your database</w:t>
             </w:r>
           </w:p>
         </w:tc>
@@ -7793,7 +7793,7 @@
         <w:rPr>
           <w:sz w:val="20"/>
         </w:rPr>
-        <w:t>Create alarm again for the second one. Select metric, choose RDS, then Per-Database Metrics.</w:t>
+        <w:t>Create alarm again for the second one. Select metric, choose RDS, then DBInstanceIdentifier.</w:t>
       </w:r>
     </w:p>
     <w:p>

--- a/S1-CL1-Cloud-Design-Build/delivery/practice/AT2-Practice-Build-Run-Sheet.docx
+++ b/S1-CL1-Cloud-Design-Build/delivery/practice/AT2-Practice-Build-Run-Sheet.docx
@@ -406,6 +406,53 @@
                 <w:sz w:val="19"/>
               </w:rPr>
               <w:t>the console with the region selector visible.</w:t>
+            </w:r>
+          </w:p>
+        </w:tc>
+      </w:tr>
+    </w:tbl>
+    <w:p/>
+    <w:p>
+      <w:pPr>
+        <w:spacing w:after="60"/>
+      </w:pPr>
+      <w:r>
+        <w:rPr>
+          <w:b/>
+          <w:i w:val="0"/>
+          <w:sz w:val="19"/>
+        </w:rPr>
+        <w:t>Personal notes</w:t>
+      </w:r>
+    </w:p>
+    <w:tbl>
+      <w:tblPr>
+        <w:tblW w:type="auto" w:w="0"/>
+        <w:tblLook w:firstColumn="1" w:firstRow="1" w:lastColumn="0" w:lastRow="0" w:noHBand="0" w:noVBand="1" w:val="04A0"/>
+      </w:tblPr>
+      <w:tblGrid>
+        <w:gridCol w:w="9412"/>
+      </w:tblGrid>
+      <w:tr>
+        <w:tc>
+          <w:tcPr>
+            <w:tcW w:type="dxa" w:w="9411"/>
+            <w:tcBorders>
+              <w:top w:val="single" w:sz="4" w:space="0" w:color="E4DED3"/>
+              <w:left w:val="single" w:sz="4" w:space="0" w:color="E4DED3"/>
+              <w:bottom w:val="single" w:sz="4" w:space="0" w:color="E4DED3"/>
+              <w:right w:val="single" w:sz="4" w:space="0" w:color="E4DED3"/>
+            </w:tcBorders>
+            <w:shd w:val="clear" w:color="auto" w:fill="EAF2F8"/>
+          </w:tcPr>
+          <w:p>
+            <w:r>
+              <w:rPr>
+                <w:i/>
+                <w:color w:val="6B6660"/>
+                <w:sz w:val="19"/>
+              </w:rPr>
+              <w:t>&lt; type any personal notes about this section here &gt;</w:t>
             </w:r>
           </w:p>
         </w:tc>
@@ -761,6 +808,53 @@
         <w:t>No screenshot needed. Creating the VPC is a prerequisite step — everything that follows is built inside it.</w:t>
       </w:r>
     </w:p>
+    <w:p>
+      <w:pPr>
+        <w:spacing w:after="60"/>
+      </w:pPr>
+      <w:r>
+        <w:rPr>
+          <w:b/>
+          <w:i w:val="0"/>
+          <w:sz w:val="19"/>
+        </w:rPr>
+        <w:t>Personal notes</w:t>
+      </w:r>
+    </w:p>
+    <w:tbl>
+      <w:tblPr>
+        <w:tblW w:type="auto" w:w="0"/>
+        <w:tblLook w:firstColumn="1" w:firstRow="1" w:lastColumn="0" w:lastRow="0" w:noHBand="0" w:noVBand="1" w:val="04A0"/>
+      </w:tblPr>
+      <w:tblGrid>
+        <w:gridCol w:w="9412"/>
+      </w:tblGrid>
+      <w:tr>
+        <w:tc>
+          <w:tcPr>
+            <w:tcW w:type="dxa" w:w="9411"/>
+            <w:tcBorders>
+              <w:top w:val="single" w:sz="4" w:space="0" w:color="E4DED3"/>
+              <w:left w:val="single" w:sz="4" w:space="0" w:color="E4DED3"/>
+              <w:bottom w:val="single" w:sz="4" w:space="0" w:color="E4DED3"/>
+              <w:right w:val="single" w:sz="4" w:space="0" w:color="E4DED3"/>
+            </w:tcBorders>
+            <w:shd w:val="clear" w:color="auto" w:fill="EAF2F8"/>
+          </w:tcPr>
+          <w:p>
+            <w:r>
+              <w:rPr>
+                <w:i/>
+                <w:color w:val="6B6660"/>
+                <w:sz w:val="19"/>
+              </w:rPr>
+              <w:t>&lt; type any personal notes about this section here &gt;</w:t>
+            </w:r>
+          </w:p>
+        </w:tc>
+      </w:tr>
+    </w:tbl>
+    <w:p/>
     <w:p>
       <w:pPr>
         <w:spacing w:before="200" w:after="0"/>
@@ -1191,6 +1285,53 @@
     <w:p/>
     <w:p>
       <w:pPr>
+        <w:spacing w:after="60"/>
+      </w:pPr>
+      <w:r>
+        <w:rPr>
+          <w:b/>
+          <w:i w:val="0"/>
+          <w:sz w:val="19"/>
+        </w:rPr>
+        <w:t>Personal notes</w:t>
+      </w:r>
+    </w:p>
+    <w:tbl>
+      <w:tblPr>
+        <w:tblW w:type="auto" w:w="0"/>
+        <w:tblLook w:firstColumn="1" w:firstRow="1" w:lastColumn="0" w:lastRow="0" w:noHBand="0" w:noVBand="1" w:val="04A0"/>
+      </w:tblPr>
+      <w:tblGrid>
+        <w:gridCol w:w="9412"/>
+      </w:tblGrid>
+      <w:tr>
+        <w:tc>
+          <w:tcPr>
+            <w:tcW w:type="dxa" w:w="9411"/>
+            <w:tcBorders>
+              <w:top w:val="single" w:sz="4" w:space="0" w:color="E4DED3"/>
+              <w:left w:val="single" w:sz="4" w:space="0" w:color="E4DED3"/>
+              <w:bottom w:val="single" w:sz="4" w:space="0" w:color="E4DED3"/>
+              <w:right w:val="single" w:sz="4" w:space="0" w:color="E4DED3"/>
+            </w:tcBorders>
+            <w:shd w:val="clear" w:color="auto" w:fill="EAF2F8"/>
+          </w:tcPr>
+          <w:p>
+            <w:r>
+              <w:rPr>
+                <w:i/>
+                <w:color w:val="6B6660"/>
+                <w:sz w:val="19"/>
+              </w:rPr>
+              <w:t>&lt; type any personal notes about this section here &gt;</w:t>
+            </w:r>
+          </w:p>
+        </w:tc>
+      </w:tr>
+    </w:tbl>
+    <w:p/>
+    <w:p>
+      <w:pPr>
         <w:spacing w:before="200" w:after="0"/>
       </w:pPr>
       <w:r>
@@ -1447,6 +1588,53 @@
                 <w:sz w:val="19"/>
               </w:rPr>
               <w:t>the internet gateway showing State: Attached.</w:t>
+            </w:r>
+          </w:p>
+        </w:tc>
+      </w:tr>
+    </w:tbl>
+    <w:p/>
+    <w:p>
+      <w:pPr>
+        <w:spacing w:after="60"/>
+      </w:pPr>
+      <w:r>
+        <w:rPr>
+          <w:b/>
+          <w:i w:val="0"/>
+          <w:sz w:val="19"/>
+        </w:rPr>
+        <w:t>Personal notes</w:t>
+      </w:r>
+    </w:p>
+    <w:tbl>
+      <w:tblPr>
+        <w:tblW w:type="auto" w:w="0"/>
+        <w:tblLook w:firstColumn="1" w:firstRow="1" w:lastColumn="0" w:lastRow="0" w:noHBand="0" w:noVBand="1" w:val="04A0"/>
+      </w:tblPr>
+      <w:tblGrid>
+        <w:gridCol w:w="9412"/>
+      </w:tblGrid>
+      <w:tr>
+        <w:tc>
+          <w:tcPr>
+            <w:tcW w:type="dxa" w:w="9411"/>
+            <w:tcBorders>
+              <w:top w:val="single" w:sz="4" w:space="0" w:color="E4DED3"/>
+              <w:left w:val="single" w:sz="4" w:space="0" w:color="E4DED3"/>
+              <w:bottom w:val="single" w:sz="4" w:space="0" w:color="E4DED3"/>
+              <w:right w:val="single" w:sz="4" w:space="0" w:color="E4DED3"/>
+            </w:tcBorders>
+            <w:shd w:val="clear" w:color="auto" w:fill="EAF2F8"/>
+          </w:tcPr>
+          <w:p>
+            <w:r>
+              <w:rPr>
+                <w:i/>
+                <w:color w:val="6B6660"/>
+                <w:sz w:val="19"/>
+              </w:rPr>
+              <w:t>&lt; type any personal notes about this section here &gt;</w:t>
             </w:r>
           </w:p>
         </w:tc>
@@ -1822,6 +2010,53 @@
     <w:p/>
     <w:p>
       <w:pPr>
+        <w:spacing w:after="60"/>
+      </w:pPr>
+      <w:r>
+        <w:rPr>
+          <w:b/>
+          <w:i w:val="0"/>
+          <w:sz w:val="19"/>
+        </w:rPr>
+        <w:t>Personal notes</w:t>
+      </w:r>
+    </w:p>
+    <w:tbl>
+      <w:tblPr>
+        <w:tblW w:type="auto" w:w="0"/>
+        <w:tblLook w:firstColumn="1" w:firstRow="1" w:lastColumn="0" w:lastRow="0" w:noHBand="0" w:noVBand="1" w:val="04A0"/>
+      </w:tblPr>
+      <w:tblGrid>
+        <w:gridCol w:w="9412"/>
+      </w:tblGrid>
+      <w:tr>
+        <w:tc>
+          <w:tcPr>
+            <w:tcW w:type="dxa" w:w="9411"/>
+            <w:tcBorders>
+              <w:top w:val="single" w:sz="4" w:space="0" w:color="E4DED3"/>
+              <w:left w:val="single" w:sz="4" w:space="0" w:color="E4DED3"/>
+              <w:bottom w:val="single" w:sz="4" w:space="0" w:color="E4DED3"/>
+              <w:right w:val="single" w:sz="4" w:space="0" w:color="E4DED3"/>
+            </w:tcBorders>
+            <w:shd w:val="clear" w:color="auto" w:fill="EAF2F8"/>
+          </w:tcPr>
+          <w:p>
+            <w:r>
+              <w:rPr>
+                <w:i/>
+                <w:color w:val="6B6660"/>
+                <w:sz w:val="19"/>
+              </w:rPr>
+              <w:t>&lt; type any personal notes about this section here &gt;</w:t>
+            </w:r>
+          </w:p>
+        </w:tc>
+      </w:tr>
+    </w:tbl>
+    <w:p/>
+    <w:p>
+      <w:pPr>
         <w:spacing w:before="200" w:after="0"/>
       </w:pPr>
       <w:r>
@@ -2158,6 +2393,53 @@
                 <w:sz w:val="19"/>
               </w:rPr>
               <w:t>both route tables showing their routes and their subnet associations.</w:t>
+            </w:r>
+          </w:p>
+        </w:tc>
+      </w:tr>
+    </w:tbl>
+    <w:p/>
+    <w:p>
+      <w:pPr>
+        <w:spacing w:after="60"/>
+      </w:pPr>
+      <w:r>
+        <w:rPr>
+          <w:b/>
+          <w:i w:val="0"/>
+          <w:sz w:val="19"/>
+        </w:rPr>
+        <w:t>Personal notes</w:t>
+      </w:r>
+    </w:p>
+    <w:tbl>
+      <w:tblPr>
+        <w:tblW w:type="auto" w:w="0"/>
+        <w:tblLook w:firstColumn="1" w:firstRow="1" w:lastColumn="0" w:lastRow="0" w:noHBand="0" w:noVBand="1" w:val="04A0"/>
+      </w:tblPr>
+      <w:tblGrid>
+        <w:gridCol w:w="9412"/>
+      </w:tblGrid>
+      <w:tr>
+        <w:tc>
+          <w:tcPr>
+            <w:tcW w:type="dxa" w:w="9411"/>
+            <w:tcBorders>
+              <w:top w:val="single" w:sz="4" w:space="0" w:color="E4DED3"/>
+              <w:left w:val="single" w:sz="4" w:space="0" w:color="E4DED3"/>
+              <w:bottom w:val="single" w:sz="4" w:space="0" w:color="E4DED3"/>
+              <w:right w:val="single" w:sz="4" w:space="0" w:color="E4DED3"/>
+            </w:tcBorders>
+            <w:shd w:val="clear" w:color="auto" w:fill="EAF2F8"/>
+          </w:tcPr>
+          <w:p>
+            <w:r>
+              <w:rPr>
+                <w:i/>
+                <w:color w:val="6B6660"/>
+                <w:sz w:val="19"/>
+              </w:rPr>
+              <w:t>&lt; type any personal notes about this section here &gt;</w:t>
             </w:r>
           </w:p>
         </w:tc>
@@ -2563,6 +2845,53 @@
                 <w:sz w:val="19"/>
               </w:rPr>
               <w:t>all three security groups with their inbound rules expanded.</w:t>
+            </w:r>
+          </w:p>
+        </w:tc>
+      </w:tr>
+    </w:tbl>
+    <w:p/>
+    <w:p>
+      <w:pPr>
+        <w:spacing w:after="60"/>
+      </w:pPr>
+      <w:r>
+        <w:rPr>
+          <w:b/>
+          <w:i w:val="0"/>
+          <w:sz w:val="19"/>
+        </w:rPr>
+        <w:t>Personal notes</w:t>
+      </w:r>
+    </w:p>
+    <w:tbl>
+      <w:tblPr>
+        <w:tblW w:type="auto" w:w="0"/>
+        <w:tblLook w:firstColumn="1" w:firstRow="1" w:lastColumn="0" w:lastRow="0" w:noHBand="0" w:noVBand="1" w:val="04A0"/>
+      </w:tblPr>
+      <w:tblGrid>
+        <w:gridCol w:w="9412"/>
+      </w:tblGrid>
+      <w:tr>
+        <w:tc>
+          <w:tcPr>
+            <w:tcW w:type="dxa" w:w="9411"/>
+            <w:tcBorders>
+              <w:top w:val="single" w:sz="4" w:space="0" w:color="E4DED3"/>
+              <w:left w:val="single" w:sz="4" w:space="0" w:color="E4DED3"/>
+              <w:bottom w:val="single" w:sz="4" w:space="0" w:color="E4DED3"/>
+              <w:right w:val="single" w:sz="4" w:space="0" w:color="E4DED3"/>
+            </w:tcBorders>
+            <w:shd w:val="clear" w:color="auto" w:fill="EAF2F8"/>
+          </w:tcPr>
+          <w:p>
+            <w:r>
+              <w:rPr>
+                <w:i/>
+                <w:color w:val="6B6660"/>
+                <w:sz w:val="19"/>
+              </w:rPr>
+              <w:t>&lt; type any personal notes about this section here &gt;</w:t>
             </w:r>
           </w:p>
         </w:tc>
@@ -3136,6 +3465,53 @@
     <w:p/>
     <w:p>
       <w:pPr>
+        <w:spacing w:after="60"/>
+      </w:pPr>
+      <w:r>
+        <w:rPr>
+          <w:b/>
+          <w:i w:val="0"/>
+          <w:sz w:val="19"/>
+        </w:rPr>
+        <w:t>Personal notes</w:t>
+      </w:r>
+    </w:p>
+    <w:tbl>
+      <w:tblPr>
+        <w:tblW w:type="auto" w:w="0"/>
+        <w:tblLook w:firstColumn="1" w:firstRow="1" w:lastColumn="0" w:lastRow="0" w:noHBand="0" w:noVBand="1" w:val="04A0"/>
+      </w:tblPr>
+      <w:tblGrid>
+        <w:gridCol w:w="9412"/>
+      </w:tblGrid>
+      <w:tr>
+        <w:tc>
+          <w:tcPr>
+            <w:tcW w:type="dxa" w:w="9411"/>
+            <w:tcBorders>
+              <w:top w:val="single" w:sz="4" w:space="0" w:color="E4DED3"/>
+              <w:left w:val="single" w:sz="4" w:space="0" w:color="E4DED3"/>
+              <w:bottom w:val="single" w:sz="4" w:space="0" w:color="E4DED3"/>
+              <w:right w:val="single" w:sz="4" w:space="0" w:color="E4DED3"/>
+            </w:tcBorders>
+            <w:shd w:val="clear" w:color="auto" w:fill="EAF2F8"/>
+          </w:tcPr>
+          <w:p>
+            <w:r>
+              <w:rPr>
+                <w:i/>
+                <w:color w:val="6B6660"/>
+                <w:sz w:val="19"/>
+              </w:rPr>
+              <w:t>&lt; type any personal notes about this section here &gt;</w:t>
+            </w:r>
+          </w:p>
+        </w:tc>
+      </w:tr>
+    </w:tbl>
+    <w:p/>
+    <w:p>
+      <w:pPr>
         <w:spacing w:before="200" w:after="0"/>
       </w:pPr>
       <w:r>
@@ -3434,6 +3810,53 @@
                 <w:sz w:val="19"/>
               </w:rPr>
               <w:t>the LabRole page with its permissions visible.</w:t>
+            </w:r>
+          </w:p>
+        </w:tc>
+      </w:tr>
+    </w:tbl>
+    <w:p/>
+    <w:p>
+      <w:pPr>
+        <w:spacing w:after="60"/>
+      </w:pPr>
+      <w:r>
+        <w:rPr>
+          <w:b/>
+          <w:i w:val="0"/>
+          <w:sz w:val="19"/>
+        </w:rPr>
+        <w:t>Personal notes</w:t>
+      </w:r>
+    </w:p>
+    <w:tbl>
+      <w:tblPr>
+        <w:tblW w:type="auto" w:w="0"/>
+        <w:tblLook w:firstColumn="1" w:firstRow="1" w:lastColumn="0" w:lastRow="0" w:noHBand="0" w:noVBand="1" w:val="04A0"/>
+      </w:tblPr>
+      <w:tblGrid>
+        <w:gridCol w:w="9412"/>
+      </w:tblGrid>
+      <w:tr>
+        <w:tc>
+          <w:tcPr>
+            <w:tcW w:type="dxa" w:w="9411"/>
+            <w:tcBorders>
+              <w:top w:val="single" w:sz="4" w:space="0" w:color="E4DED3"/>
+              <w:left w:val="single" w:sz="4" w:space="0" w:color="E4DED3"/>
+              <w:bottom w:val="single" w:sz="4" w:space="0" w:color="E4DED3"/>
+              <w:right w:val="single" w:sz="4" w:space="0" w:color="E4DED3"/>
+            </w:tcBorders>
+            <w:shd w:val="clear" w:color="auto" w:fill="EAF2F8"/>
+          </w:tcPr>
+          <w:p>
+            <w:r>
+              <w:rPr>
+                <w:i/>
+                <w:color w:val="6B6660"/>
+                <w:sz w:val="19"/>
+              </w:rPr>
+              <w:t>&lt; type any personal notes about this section here &gt;</w:t>
             </w:r>
           </w:p>
         </w:tc>
@@ -4294,6 +4717,53 @@
     <w:p/>
     <w:p>
       <w:pPr>
+        <w:spacing w:after="60"/>
+      </w:pPr>
+      <w:r>
+        <w:rPr>
+          <w:b/>
+          <w:i w:val="0"/>
+          <w:sz w:val="19"/>
+        </w:rPr>
+        <w:t>Personal notes</w:t>
+      </w:r>
+    </w:p>
+    <w:tbl>
+      <w:tblPr>
+        <w:tblW w:type="auto" w:w="0"/>
+        <w:tblLook w:firstColumn="1" w:firstRow="1" w:lastColumn="0" w:lastRow="0" w:noHBand="0" w:noVBand="1" w:val="04A0"/>
+      </w:tblPr>
+      <w:tblGrid>
+        <w:gridCol w:w="9412"/>
+      </w:tblGrid>
+      <w:tr>
+        <w:tc>
+          <w:tcPr>
+            <w:tcW w:type="dxa" w:w="9411"/>
+            <w:tcBorders>
+              <w:top w:val="single" w:sz="4" w:space="0" w:color="E4DED3"/>
+              <w:left w:val="single" w:sz="4" w:space="0" w:color="E4DED3"/>
+              <w:bottom w:val="single" w:sz="4" w:space="0" w:color="E4DED3"/>
+              <w:right w:val="single" w:sz="4" w:space="0" w:color="E4DED3"/>
+            </w:tcBorders>
+            <w:shd w:val="clear" w:color="auto" w:fill="EAF2F8"/>
+          </w:tcPr>
+          <w:p>
+            <w:r>
+              <w:rPr>
+                <w:i/>
+                <w:color w:val="6B6660"/>
+                <w:sz w:val="19"/>
+              </w:rPr>
+              <w:t>&lt; type any personal notes about this section here &gt;</w:t>
+            </w:r>
+          </w:p>
+        </w:tc>
+      </w:tr>
+    </w:tbl>
+    <w:p/>
+    <w:p>
+      <w:pPr>
         <w:spacing w:before="200" w:after="0"/>
       </w:pPr>
       <w:r>
@@ -4725,6 +5195,53 @@
         <w:t>No screenshot needed. Creating the target group is a prerequisite step — the load balancer sends traffic to it, and the Auto Scaling group fills it with servers.</w:t>
       </w:r>
     </w:p>
+    <w:p>
+      <w:pPr>
+        <w:spacing w:after="60"/>
+      </w:pPr>
+      <w:r>
+        <w:rPr>
+          <w:b/>
+          <w:i w:val="0"/>
+          <w:sz w:val="19"/>
+        </w:rPr>
+        <w:t>Personal notes</w:t>
+      </w:r>
+    </w:p>
+    <w:tbl>
+      <w:tblPr>
+        <w:tblW w:type="auto" w:w="0"/>
+        <w:tblLook w:firstColumn="1" w:firstRow="1" w:lastColumn="0" w:lastRow="0" w:noHBand="0" w:noVBand="1" w:val="04A0"/>
+      </w:tblPr>
+      <w:tblGrid>
+        <w:gridCol w:w="9412"/>
+      </w:tblGrid>
+      <w:tr>
+        <w:tc>
+          <w:tcPr>
+            <w:tcW w:type="dxa" w:w="9411"/>
+            <w:tcBorders>
+              <w:top w:val="single" w:sz="4" w:space="0" w:color="E4DED3"/>
+              <w:left w:val="single" w:sz="4" w:space="0" w:color="E4DED3"/>
+              <w:bottom w:val="single" w:sz="4" w:space="0" w:color="E4DED3"/>
+              <w:right w:val="single" w:sz="4" w:space="0" w:color="E4DED3"/>
+            </w:tcBorders>
+            <w:shd w:val="clear" w:color="auto" w:fill="EAF2F8"/>
+          </w:tcPr>
+          <w:p>
+            <w:r>
+              <w:rPr>
+                <w:i/>
+                <w:color w:val="6B6660"/>
+                <w:sz w:val="19"/>
+              </w:rPr>
+              <w:t>&lt; type any personal notes about this section here &gt;</w:t>
+            </w:r>
+          </w:p>
+        </w:tc>
+      </w:tr>
+    </w:tbl>
+    <w:p/>
     <w:p>
       <w:pPr>
         <w:spacing w:before="200" w:after="0"/>
@@ -5277,6 +5794,53 @@
     <w:p/>
     <w:p>
       <w:pPr>
+        <w:spacing w:after="60"/>
+      </w:pPr>
+      <w:r>
+        <w:rPr>
+          <w:b/>
+          <w:i w:val="0"/>
+          <w:sz w:val="19"/>
+        </w:rPr>
+        <w:t>Personal notes</w:t>
+      </w:r>
+    </w:p>
+    <w:tbl>
+      <w:tblPr>
+        <w:tblW w:type="auto" w:w="0"/>
+        <w:tblLook w:firstColumn="1" w:firstRow="1" w:lastColumn="0" w:lastRow="0" w:noHBand="0" w:noVBand="1" w:val="04A0"/>
+      </w:tblPr>
+      <w:tblGrid>
+        <w:gridCol w:w="9412"/>
+      </w:tblGrid>
+      <w:tr>
+        <w:tc>
+          <w:tcPr>
+            <w:tcW w:type="dxa" w:w="9411"/>
+            <w:tcBorders>
+              <w:top w:val="single" w:sz="4" w:space="0" w:color="E4DED3"/>
+              <w:left w:val="single" w:sz="4" w:space="0" w:color="E4DED3"/>
+              <w:bottom w:val="single" w:sz="4" w:space="0" w:color="E4DED3"/>
+              <w:right w:val="single" w:sz="4" w:space="0" w:color="E4DED3"/>
+            </w:tcBorders>
+            <w:shd w:val="clear" w:color="auto" w:fill="EAF2F8"/>
+          </w:tcPr>
+          <w:p>
+            <w:r>
+              <w:rPr>
+                <w:i/>
+                <w:color w:val="6B6660"/>
+                <w:sz w:val="19"/>
+              </w:rPr>
+              <w:t>&lt; type any personal notes about this section here &gt;</w:t>
+            </w:r>
+          </w:p>
+        </w:tc>
+      </w:tr>
+    </w:tbl>
+    <w:p/>
+    <w:p>
+      <w:pPr>
         <w:spacing w:before="200" w:after="0"/>
       </w:pPr>
       <w:r>
@@ -5846,6 +6410,53 @@
     <w:p/>
     <w:p>
       <w:pPr>
+        <w:spacing w:after="60"/>
+      </w:pPr>
+      <w:r>
+        <w:rPr>
+          <w:b/>
+          <w:i w:val="0"/>
+          <w:sz w:val="19"/>
+        </w:rPr>
+        <w:t>Personal notes</w:t>
+      </w:r>
+    </w:p>
+    <w:tbl>
+      <w:tblPr>
+        <w:tblW w:type="auto" w:w="0"/>
+        <w:tblLook w:firstColumn="1" w:firstRow="1" w:lastColumn="0" w:lastRow="0" w:noHBand="0" w:noVBand="1" w:val="04A0"/>
+      </w:tblPr>
+      <w:tblGrid>
+        <w:gridCol w:w="9412"/>
+      </w:tblGrid>
+      <w:tr>
+        <w:tc>
+          <w:tcPr>
+            <w:tcW w:type="dxa" w:w="9411"/>
+            <w:tcBorders>
+              <w:top w:val="single" w:sz="4" w:space="0" w:color="E4DED3"/>
+              <w:left w:val="single" w:sz="4" w:space="0" w:color="E4DED3"/>
+              <w:bottom w:val="single" w:sz="4" w:space="0" w:color="E4DED3"/>
+              <w:right w:val="single" w:sz="4" w:space="0" w:color="E4DED3"/>
+            </w:tcBorders>
+            <w:shd w:val="clear" w:color="auto" w:fill="EAF2F8"/>
+          </w:tcPr>
+          <w:p>
+            <w:r>
+              <w:rPr>
+                <w:i/>
+                <w:color w:val="6B6660"/>
+                <w:sz w:val="19"/>
+              </w:rPr>
+              <w:t>&lt; type any personal notes about this section here &gt;</w:t>
+            </w:r>
+          </w:p>
+        </w:tc>
+      </w:tr>
+    </w:tbl>
+    <w:p/>
+    <w:p>
+      <w:pPr>
         <w:spacing w:before="200" w:after="0"/>
       </w:pPr>
       <w:r>
@@ -6174,6 +6785,53 @@
         <w:t>No screenshot needed. Creating the subnet group is a prerequisite step — the database cannot be created without one.</w:t>
       </w:r>
     </w:p>
+    <w:p>
+      <w:pPr>
+        <w:spacing w:after="60"/>
+      </w:pPr>
+      <w:r>
+        <w:rPr>
+          <w:b/>
+          <w:i w:val="0"/>
+          <w:sz w:val="19"/>
+        </w:rPr>
+        <w:t>Personal notes</w:t>
+      </w:r>
+    </w:p>
+    <w:tbl>
+      <w:tblPr>
+        <w:tblW w:type="auto" w:w="0"/>
+        <w:tblLook w:firstColumn="1" w:firstRow="1" w:lastColumn="0" w:lastRow="0" w:noHBand="0" w:noVBand="1" w:val="04A0"/>
+      </w:tblPr>
+      <w:tblGrid>
+        <w:gridCol w:w="9412"/>
+      </w:tblGrid>
+      <w:tr>
+        <w:tc>
+          <w:tcPr>
+            <w:tcW w:type="dxa" w:w="9411"/>
+            <w:tcBorders>
+              <w:top w:val="single" w:sz="4" w:space="0" w:color="E4DED3"/>
+              <w:left w:val="single" w:sz="4" w:space="0" w:color="E4DED3"/>
+              <w:bottom w:val="single" w:sz="4" w:space="0" w:color="E4DED3"/>
+              <w:right w:val="single" w:sz="4" w:space="0" w:color="E4DED3"/>
+            </w:tcBorders>
+            <w:shd w:val="clear" w:color="auto" w:fill="EAF2F8"/>
+          </w:tcPr>
+          <w:p>
+            <w:r>
+              <w:rPr>
+                <w:i/>
+                <w:color w:val="6B6660"/>
+                <w:sz w:val="19"/>
+              </w:rPr>
+              <w:t>&lt; type any personal notes about this section here &gt;</w:t>
+            </w:r>
+          </w:p>
+        </w:tc>
+      </w:tr>
+    </w:tbl>
+    <w:p/>
     <w:p>
       <w:pPr>
         <w:spacing w:before="200" w:after="0"/>
@@ -6927,6 +7585,53 @@
                 <w:sz w:val="19"/>
               </w:rPr>
               <w:t>the database summary showing Available, Public access No, and encryption on.</w:t>
+            </w:r>
+          </w:p>
+        </w:tc>
+      </w:tr>
+    </w:tbl>
+    <w:p/>
+    <w:p>
+      <w:pPr>
+        <w:spacing w:after="60"/>
+      </w:pPr>
+      <w:r>
+        <w:rPr>
+          <w:b/>
+          <w:i w:val="0"/>
+          <w:sz w:val="19"/>
+        </w:rPr>
+        <w:t>Personal notes</w:t>
+      </w:r>
+    </w:p>
+    <w:tbl>
+      <w:tblPr>
+        <w:tblW w:type="auto" w:w="0"/>
+        <w:tblLook w:firstColumn="1" w:firstRow="1" w:lastColumn="0" w:lastRow="0" w:noHBand="0" w:noVBand="1" w:val="04A0"/>
+      </w:tblPr>
+      <w:tblGrid>
+        <w:gridCol w:w="9412"/>
+      </w:tblGrid>
+      <w:tr>
+        <w:tc>
+          <w:tcPr>
+            <w:tcW w:type="dxa" w:w="9411"/>
+            <w:tcBorders>
+              <w:top w:val="single" w:sz="4" w:space="0" w:color="E4DED3"/>
+              <w:left w:val="single" w:sz="4" w:space="0" w:color="E4DED3"/>
+              <w:bottom w:val="single" w:sz="4" w:space="0" w:color="E4DED3"/>
+              <w:right w:val="single" w:sz="4" w:space="0" w:color="E4DED3"/>
+            </w:tcBorders>
+            <w:shd w:val="clear" w:color="auto" w:fill="EAF2F8"/>
+          </w:tcPr>
+          <w:p>
+            <w:r>
+              <w:rPr>
+                <w:i/>
+                <w:color w:val="6B6660"/>
+                <w:sz w:val="19"/>
+              </w:rPr>
+              <w:t>&lt; type any personal notes about this section here &gt;</w:t>
             </w:r>
           </w:p>
         </w:tc>
@@ -7958,6 +8663,53 @@
     <w:p/>
     <w:p>
       <w:pPr>
+        <w:spacing w:after="60"/>
+      </w:pPr>
+      <w:r>
+        <w:rPr>
+          <w:b/>
+          <w:i w:val="0"/>
+          <w:sz w:val="19"/>
+        </w:rPr>
+        <w:t>Personal notes</w:t>
+      </w:r>
+    </w:p>
+    <w:tbl>
+      <w:tblPr>
+        <w:tblW w:type="auto" w:w="0"/>
+        <w:tblLook w:firstColumn="1" w:firstRow="1" w:lastColumn="0" w:lastRow="0" w:noHBand="0" w:noVBand="1" w:val="04A0"/>
+      </w:tblPr>
+      <w:tblGrid>
+        <w:gridCol w:w="9412"/>
+      </w:tblGrid>
+      <w:tr>
+        <w:tc>
+          <w:tcPr>
+            <w:tcW w:type="dxa" w:w="9411"/>
+            <w:tcBorders>
+              <w:top w:val="single" w:sz="4" w:space="0" w:color="E4DED3"/>
+              <w:left w:val="single" w:sz="4" w:space="0" w:color="E4DED3"/>
+              <w:bottom w:val="single" w:sz="4" w:space="0" w:color="E4DED3"/>
+              <w:right w:val="single" w:sz="4" w:space="0" w:color="E4DED3"/>
+            </w:tcBorders>
+            <w:shd w:val="clear" w:color="auto" w:fill="EAF2F8"/>
+          </w:tcPr>
+          <w:p>
+            <w:r>
+              <w:rPr>
+                <w:i/>
+                <w:color w:val="6B6660"/>
+                <w:sz w:val="19"/>
+              </w:rPr>
+              <w:t>&lt; type any personal notes about this section here &gt;</w:t>
+            </w:r>
+          </w:p>
+        </w:tc>
+      </w:tr>
+    </w:tbl>
+    <w:p/>
+    <w:p>
+      <w:pPr>
         <w:pStyle w:val="Heading1"/>
       </w:pPr>
       <w:r>
@@ -8207,6 +8959,53 @@
     <w:p/>
     <w:p>
       <w:pPr>
+        <w:spacing w:after="60"/>
+      </w:pPr>
+      <w:r>
+        <w:rPr>
+          <w:b/>
+          <w:i w:val="0"/>
+          <w:sz w:val="19"/>
+        </w:rPr>
+        <w:t>Personal notes</w:t>
+      </w:r>
+    </w:p>
+    <w:tbl>
+      <w:tblPr>
+        <w:tblW w:type="auto" w:w="0"/>
+        <w:tblLook w:firstColumn="1" w:firstRow="1" w:lastColumn="0" w:lastRow="0" w:noHBand="0" w:noVBand="1" w:val="04A0"/>
+      </w:tblPr>
+      <w:tblGrid>
+        <w:gridCol w:w="9412"/>
+      </w:tblGrid>
+      <w:tr>
+        <w:tc>
+          <w:tcPr>
+            <w:tcW w:type="dxa" w:w="9411"/>
+            <w:tcBorders>
+              <w:top w:val="single" w:sz="4" w:space="0" w:color="E4DED3"/>
+              <w:left w:val="single" w:sz="4" w:space="0" w:color="E4DED3"/>
+              <w:bottom w:val="single" w:sz="4" w:space="0" w:color="E4DED3"/>
+              <w:right w:val="single" w:sz="4" w:space="0" w:color="E4DED3"/>
+            </w:tcBorders>
+            <w:shd w:val="clear" w:color="auto" w:fill="EAF2F8"/>
+          </w:tcPr>
+          <w:p>
+            <w:r>
+              <w:rPr>
+                <w:i/>
+                <w:color w:val="6B6660"/>
+                <w:sz w:val="19"/>
+              </w:rPr>
+              <w:t>&lt; type any personal notes about this section here &gt;</w:t>
+            </w:r>
+          </w:p>
+        </w:tc>
+      </w:tr>
+    </w:tbl>
+    <w:p/>
+    <w:p>
+      <w:pPr>
         <w:spacing w:before="200" w:after="0"/>
       </w:pPr>
       <w:r>
@@ -8393,6 +9192,53 @@
     <w:p/>
     <w:p>
       <w:pPr>
+        <w:spacing w:after="60"/>
+      </w:pPr>
+      <w:r>
+        <w:rPr>
+          <w:b/>
+          <w:i w:val="0"/>
+          <w:sz w:val="19"/>
+        </w:rPr>
+        <w:t>Personal notes</w:t>
+      </w:r>
+    </w:p>
+    <w:tbl>
+      <w:tblPr>
+        <w:tblW w:type="auto" w:w="0"/>
+        <w:tblLook w:firstColumn="1" w:firstRow="1" w:lastColumn="0" w:lastRow="0" w:noHBand="0" w:noVBand="1" w:val="04A0"/>
+      </w:tblPr>
+      <w:tblGrid>
+        <w:gridCol w:w="9412"/>
+      </w:tblGrid>
+      <w:tr>
+        <w:tc>
+          <w:tcPr>
+            <w:tcW w:type="dxa" w:w="9411"/>
+            <w:tcBorders>
+              <w:top w:val="single" w:sz="4" w:space="0" w:color="E4DED3"/>
+              <w:left w:val="single" w:sz="4" w:space="0" w:color="E4DED3"/>
+              <w:bottom w:val="single" w:sz="4" w:space="0" w:color="E4DED3"/>
+              <w:right w:val="single" w:sz="4" w:space="0" w:color="E4DED3"/>
+            </w:tcBorders>
+            <w:shd w:val="clear" w:color="auto" w:fill="EAF2F8"/>
+          </w:tcPr>
+          <w:p>
+            <w:r>
+              <w:rPr>
+                <w:i/>
+                <w:color w:val="6B6660"/>
+                <w:sz w:val="19"/>
+              </w:rPr>
+              <w:t>&lt; type any personal notes about this section here &gt;</w:t>
+            </w:r>
+          </w:p>
+        </w:tc>
+      </w:tr>
+    </w:tbl>
+    <w:p/>
+    <w:p>
+      <w:pPr>
         <w:spacing w:before="200" w:after="0"/>
       </w:pPr>
       <w:r>
@@ -8598,6 +9444,53 @@
     <w:p/>
     <w:p>
       <w:pPr>
+        <w:spacing w:after="60"/>
+      </w:pPr>
+      <w:r>
+        <w:rPr>
+          <w:b/>
+          <w:i w:val="0"/>
+          <w:sz w:val="19"/>
+        </w:rPr>
+        <w:t>Personal notes</w:t>
+      </w:r>
+    </w:p>
+    <w:tbl>
+      <w:tblPr>
+        <w:tblW w:type="auto" w:w="0"/>
+        <w:tblLook w:firstColumn="1" w:firstRow="1" w:lastColumn="0" w:lastRow="0" w:noHBand="0" w:noVBand="1" w:val="04A0"/>
+      </w:tblPr>
+      <w:tblGrid>
+        <w:gridCol w:w="9412"/>
+      </w:tblGrid>
+      <w:tr>
+        <w:tc>
+          <w:tcPr>
+            <w:tcW w:type="dxa" w:w="9411"/>
+            <w:tcBorders>
+              <w:top w:val="single" w:sz="4" w:space="0" w:color="E4DED3"/>
+              <w:left w:val="single" w:sz="4" w:space="0" w:color="E4DED3"/>
+              <w:bottom w:val="single" w:sz="4" w:space="0" w:color="E4DED3"/>
+              <w:right w:val="single" w:sz="4" w:space="0" w:color="E4DED3"/>
+            </w:tcBorders>
+            <w:shd w:val="clear" w:color="auto" w:fill="EAF2F8"/>
+          </w:tcPr>
+          <w:p>
+            <w:r>
+              <w:rPr>
+                <w:i/>
+                <w:color w:val="6B6660"/>
+                <w:sz w:val="19"/>
+              </w:rPr>
+              <w:t>&lt; type any personal notes about this section here &gt;</w:t>
+            </w:r>
+          </w:p>
+        </w:tc>
+      </w:tr>
+    </w:tbl>
+    <w:p/>
+    <w:p>
+      <w:pPr>
         <w:spacing w:before="200" w:after="0"/>
       </w:pPr>
       <w:r>
@@ -8795,6 +9688,53 @@
     <w:p/>
     <w:p>
       <w:pPr>
+        <w:spacing w:after="60"/>
+      </w:pPr>
+      <w:r>
+        <w:rPr>
+          <w:b/>
+          <w:i w:val="0"/>
+          <w:sz w:val="19"/>
+        </w:rPr>
+        <w:t>Personal notes</w:t>
+      </w:r>
+    </w:p>
+    <w:tbl>
+      <w:tblPr>
+        <w:tblW w:type="auto" w:w="0"/>
+        <w:tblLook w:firstColumn="1" w:firstRow="1" w:lastColumn="0" w:lastRow="0" w:noHBand="0" w:noVBand="1" w:val="04A0"/>
+      </w:tblPr>
+      <w:tblGrid>
+        <w:gridCol w:w="9412"/>
+      </w:tblGrid>
+      <w:tr>
+        <w:tc>
+          <w:tcPr>
+            <w:tcW w:type="dxa" w:w="9411"/>
+            <w:tcBorders>
+              <w:top w:val="single" w:sz="4" w:space="0" w:color="E4DED3"/>
+              <w:left w:val="single" w:sz="4" w:space="0" w:color="E4DED3"/>
+              <w:bottom w:val="single" w:sz="4" w:space="0" w:color="E4DED3"/>
+              <w:right w:val="single" w:sz="4" w:space="0" w:color="E4DED3"/>
+            </w:tcBorders>
+            <w:shd w:val="clear" w:color="auto" w:fill="EAF2F8"/>
+          </w:tcPr>
+          <w:p>
+            <w:r>
+              <w:rPr>
+                <w:i/>
+                <w:color w:val="6B6660"/>
+                <w:sz w:val="19"/>
+              </w:rPr>
+              <w:t>&lt; type any personal notes about this section here &gt;</w:t>
+            </w:r>
+          </w:p>
+        </w:tc>
+      </w:tr>
+    </w:tbl>
+    <w:p/>
+    <w:p>
+      <w:pPr>
         <w:spacing w:before="200" w:after="0"/>
       </w:pPr>
       <w:r>
@@ -9022,6 +9962,53 @@
                 <w:sz w:val="19"/>
               </w:rPr>
               <w:t>the Activity tab showing both the scale-out and the scale-in.</w:t>
+            </w:r>
+          </w:p>
+        </w:tc>
+      </w:tr>
+    </w:tbl>
+    <w:p/>
+    <w:p>
+      <w:pPr>
+        <w:spacing w:after="60"/>
+      </w:pPr>
+      <w:r>
+        <w:rPr>
+          <w:b/>
+          <w:i w:val="0"/>
+          <w:sz w:val="19"/>
+        </w:rPr>
+        <w:t>Personal notes</w:t>
+      </w:r>
+    </w:p>
+    <w:tbl>
+      <w:tblPr>
+        <w:tblW w:type="auto" w:w="0"/>
+        <w:tblLook w:firstColumn="1" w:firstRow="1" w:lastColumn="0" w:lastRow="0" w:noHBand="0" w:noVBand="1" w:val="04A0"/>
+      </w:tblPr>
+      <w:tblGrid>
+        <w:gridCol w:w="9412"/>
+      </w:tblGrid>
+      <w:tr>
+        <w:tc>
+          <w:tcPr>
+            <w:tcW w:type="dxa" w:w="9411"/>
+            <w:tcBorders>
+              <w:top w:val="single" w:sz="4" w:space="0" w:color="E4DED3"/>
+              <w:left w:val="single" w:sz="4" w:space="0" w:color="E4DED3"/>
+              <w:bottom w:val="single" w:sz="4" w:space="0" w:color="E4DED3"/>
+              <w:right w:val="single" w:sz="4" w:space="0" w:color="E4DED3"/>
+            </w:tcBorders>
+            <w:shd w:val="clear" w:color="auto" w:fill="EAF2F8"/>
+          </w:tcPr>
+          <w:p>
+            <w:r>
+              <w:rPr>
+                <w:i/>
+                <w:color w:val="6B6660"/>
+                <w:sz w:val="19"/>
+              </w:rPr>
+              <w:t>&lt; type any personal notes about this section here &gt;</w:t>
             </w:r>
           </w:p>
         </w:tc>

--- a/S1-CL1-Cloud-Design-Build/delivery/practice/AT2-Practice-Build-Run-Sheet.docx
+++ b/S1-CL1-Cloud-Design-Build/delivery/practice/AT2-Practice-Build-Run-Sheet.docx
@@ -3674,7 +3674,7 @@
               <w:rPr>
                 <w:sz w:val="19"/>
               </w:rPr>
-              <w:t>the name, for task 9</w:t>
+              <w:t>the name, for task 10</w:t>
             </w:r>
           </w:p>
         </w:tc>
@@ -4196,6 +4196,48 @@
                 <w:sz w:val="19"/>
               </w:rPr>
               <w:t>gp3, 8 GB</w:t>
+            </w:r>
+          </w:p>
+        </w:tc>
+      </w:tr>
+      <w:tr>
+        <w:tc>
+          <w:tcPr>
+            <w:tcW w:type="dxa" w:w="2381"/>
+            <w:tcBorders>
+              <w:top w:val="single" w:sz="4" w:space="0" w:color="E4DED3"/>
+              <w:left w:val="single" w:sz="4" w:space="0" w:color="E4DED3"/>
+              <w:bottom w:val="single" w:sz="4" w:space="0" w:color="E4DED3"/>
+              <w:right w:val="single" w:sz="4" w:space="0" w:color="E4DED3"/>
+            </w:tcBorders>
+            <w:shd w:val="clear" w:color="auto" w:fill="F8F4ED"/>
+          </w:tcPr>
+          <w:p>
+            <w:r>
+              <w:rPr>
+                <w:b/>
+                <w:sz w:val="19"/>
+              </w:rPr>
+              <w:t>Data volume</w:t>
+            </w:r>
+          </w:p>
+        </w:tc>
+        <w:tc>
+          <w:tcPr>
+            <w:tcW w:type="dxa" w:w="6576"/>
+            <w:tcBorders>
+              <w:top w:val="single" w:sz="4" w:space="0" w:color="E4DED3"/>
+              <w:left w:val="single" w:sz="4" w:space="0" w:color="E4DED3"/>
+              <w:bottom w:val="single" w:sz="4" w:space="0" w:color="E4DED3"/>
+              <w:right w:val="single" w:sz="4" w:space="0" w:color="E4DED3"/>
+            </w:tcBorders>
+          </w:tcPr>
+          <w:p>
+            <w:r>
+              <w:rPr>
+                <w:sz w:val="19"/>
+              </w:rPr>
+              <w:t>add a second volume: gp3, 8 GB, device name /dev/sdb. The console will not accept a volume without a device name — you have to pick one from the list</w:t>
             </w:r>
           </w:p>
         </w:tc>
@@ -8661,6 +8703,592 @@
       </w:tr>
     </w:tbl>
     <w:p/>
+    <w:p>
+      <w:pPr>
+        <w:spacing w:after="60"/>
+      </w:pPr>
+      <w:r>
+        <w:rPr>
+          <w:b/>
+          <w:i w:val="0"/>
+          <w:sz w:val="19"/>
+        </w:rPr>
+        <w:t>Personal notes</w:t>
+      </w:r>
+    </w:p>
+    <w:tbl>
+      <w:tblPr>
+        <w:tblW w:type="auto" w:w="0"/>
+        <w:tblLook w:firstColumn="1" w:firstRow="1" w:lastColumn="0" w:lastRow="0" w:noHBand="0" w:noVBand="1" w:val="04A0"/>
+      </w:tblPr>
+      <w:tblGrid>
+        <w:gridCol w:w="9412"/>
+      </w:tblGrid>
+      <w:tr>
+        <w:tc>
+          <w:tcPr>
+            <w:tcW w:type="dxa" w:w="9411"/>
+            <w:tcBorders>
+              <w:top w:val="single" w:sz="4" w:space="0" w:color="E4DED3"/>
+              <w:left w:val="single" w:sz="4" w:space="0" w:color="E4DED3"/>
+              <w:bottom w:val="single" w:sz="4" w:space="0" w:color="E4DED3"/>
+              <w:right w:val="single" w:sz="4" w:space="0" w:color="E4DED3"/>
+            </w:tcBorders>
+            <w:shd w:val="clear" w:color="auto" w:fill="EAF2F8"/>
+          </w:tcPr>
+          <w:p>
+            <w:r>
+              <w:rPr>
+                <w:i/>
+                <w:color w:val="6B6660"/>
+                <w:sz w:val="19"/>
+              </w:rPr>
+              <w:t>&lt; type any personal notes about this section here &gt;</w:t>
+            </w:r>
+          </w:p>
+        </w:tc>
+      </w:tr>
+    </w:tbl>
+    <w:p/>
+    <w:p>
+      <w:pPr>
+        <w:spacing w:before="200" w:after="0"/>
+      </w:pPr>
+      <w:r>
+        <w:rPr>
+          <w:b/>
+          <w:color w:val="1F5A5C"/>
+          <w:sz w:val="16"/>
+        </w:rPr>
+        <w:t>TASK 17</w:t>
+      </w:r>
+    </w:p>
+    <w:p>
+      <w:pPr>
+        <w:pStyle w:val="Heading2"/>
+      </w:pPr>
+      <w:r>
+        <w:t>Assign the security responsibilities</w:t>
+      </w:r>
+    </w:p>
+    <w:p>
+      <w:pPr>
+        <w:spacing w:after="120"/>
+      </w:pPr>
+      <w:r>
+        <w:rPr>
+          <w:b w:val="0"/>
+          <w:i w:val="0"/>
+          <w:sz w:val="21"/>
+        </w:rPr>
+        <w:t>Ledgerline is built. Work through it component by component and record who is responsible for securing each part — AWS or YAT — and what securing it actually involves. Answer for the environment you just built, naming your own resources.</w:t>
+      </w:r>
+    </w:p>
+    <w:tbl>
+      <w:tblPr>
+        <w:tblW w:type="auto" w:w="0"/>
+        <w:tblLook w:firstColumn="1" w:firstRow="1" w:lastColumn="0" w:lastRow="0" w:noHBand="0" w:noVBand="1" w:val="04A0"/>
+      </w:tblPr>
+      <w:tblGrid>
+        <w:gridCol w:w="4706"/>
+        <w:gridCol w:w="4706"/>
+      </w:tblGrid>
+      <w:tr>
+        <w:tc>
+          <w:tcPr>
+            <w:tcW w:type="dxa" w:w="2381"/>
+            <w:tcBorders>
+              <w:top w:val="single" w:sz="4" w:space="0" w:color="E4DED3"/>
+              <w:left w:val="single" w:sz="4" w:space="0" w:color="E4DED3"/>
+              <w:bottom w:val="single" w:sz="4" w:space="0" w:color="E4DED3"/>
+              <w:right w:val="single" w:sz="4" w:space="0" w:color="E4DED3"/>
+            </w:tcBorders>
+            <w:shd w:val="clear" w:color="auto" w:fill="F8F4ED"/>
+          </w:tcPr>
+          <w:p>
+            <w:r>
+              <w:rPr>
+                <w:b/>
+                <w:sz w:val="19"/>
+              </w:rPr>
+              <w:t>The physical facilities</w:t>
+            </w:r>
+          </w:p>
+        </w:tc>
+        <w:tc>
+          <w:tcPr>
+            <w:tcW w:type="dxa" w:w="6576"/>
+            <w:tcBorders>
+              <w:top w:val="single" w:sz="4" w:space="0" w:color="E4DED3"/>
+              <w:left w:val="single" w:sz="4" w:space="0" w:color="E4DED3"/>
+              <w:bottom w:val="single" w:sz="4" w:space="0" w:color="E4DED3"/>
+              <w:right w:val="single" w:sz="4" w:space="0" w:color="E4DED3"/>
+            </w:tcBorders>
+          </w:tcPr>
+          <w:p>
+            <w:r>
+              <w:rPr>
+                <w:sz w:val="19"/>
+              </w:rPr>
+              <w:t>the data centres, hardware and network underneath all of it</w:t>
+            </w:r>
+          </w:p>
+        </w:tc>
+      </w:tr>
+      <w:tr>
+        <w:tc>
+          <w:tcPr>
+            <w:tcW w:type="dxa" w:w="2381"/>
+            <w:tcBorders>
+              <w:top w:val="single" w:sz="4" w:space="0" w:color="E4DED3"/>
+              <w:left w:val="single" w:sz="4" w:space="0" w:color="E4DED3"/>
+              <w:bottom w:val="single" w:sz="4" w:space="0" w:color="E4DED3"/>
+              <w:right w:val="single" w:sz="4" w:space="0" w:color="E4DED3"/>
+            </w:tcBorders>
+            <w:shd w:val="clear" w:color="auto" w:fill="F8F4ED"/>
+          </w:tcPr>
+          <w:p>
+            <w:r>
+              <w:rPr>
+                <w:b/>
+                <w:sz w:val="19"/>
+              </w:rPr>
+              <w:t>The server operating system</w:t>
+            </w:r>
+          </w:p>
+        </w:tc>
+        <w:tc>
+          <w:tcPr>
+            <w:tcW w:type="dxa" w:w="6576"/>
+            <w:tcBorders>
+              <w:top w:val="single" w:sz="4" w:space="0" w:color="E4DED3"/>
+              <w:left w:val="single" w:sz="4" w:space="0" w:color="E4DED3"/>
+              <w:bottom w:val="single" w:sz="4" w:space="0" w:color="E4DED3"/>
+              <w:right w:val="single" w:sz="4" w:space="0" w:color="E4DED3"/>
+            </w:tcBorders>
+          </w:tcPr>
+          <w:p>
+            <w:r>
+              <w:rPr>
+                <w:sz w:val="19"/>
+              </w:rPr>
+              <w:t>the Amazon Linux instances your Auto Scaling group launches</w:t>
+            </w:r>
+          </w:p>
+        </w:tc>
+      </w:tr>
+      <w:tr>
+        <w:tc>
+          <w:tcPr>
+            <w:tcW w:type="dxa" w:w="2381"/>
+            <w:tcBorders>
+              <w:top w:val="single" w:sz="4" w:space="0" w:color="E4DED3"/>
+              <w:left w:val="single" w:sz="4" w:space="0" w:color="E4DED3"/>
+              <w:bottom w:val="single" w:sz="4" w:space="0" w:color="E4DED3"/>
+              <w:right w:val="single" w:sz="4" w:space="0" w:color="E4DED3"/>
+            </w:tcBorders>
+            <w:shd w:val="clear" w:color="auto" w:fill="F8F4ED"/>
+          </w:tcPr>
+          <w:p>
+            <w:r>
+              <w:rPr>
+                <w:b/>
+                <w:sz w:val="19"/>
+              </w:rPr>
+              <w:t>The database engine and its host</w:t>
+            </w:r>
+          </w:p>
+        </w:tc>
+        <w:tc>
+          <w:tcPr>
+            <w:tcW w:type="dxa" w:w="6576"/>
+            <w:tcBorders>
+              <w:top w:val="single" w:sz="4" w:space="0" w:color="E4DED3"/>
+              <w:left w:val="single" w:sz="4" w:space="0" w:color="E4DED3"/>
+              <w:bottom w:val="single" w:sz="4" w:space="0" w:color="E4DED3"/>
+              <w:right w:val="single" w:sz="4" w:space="0" w:color="E4DED3"/>
+            </w:tcBorders>
+          </w:tcPr>
+          <w:p>
+            <w:r>
+              <w:rPr>
+                <w:sz w:val="19"/>
+              </w:rPr>
+              <w:t>the PostgreSQL database you created in task 15</w:t>
+            </w:r>
+          </w:p>
+        </w:tc>
+      </w:tr>
+      <w:tr>
+        <w:tc>
+          <w:tcPr>
+            <w:tcW w:type="dxa" w:w="2381"/>
+            <w:tcBorders>
+              <w:top w:val="single" w:sz="4" w:space="0" w:color="E4DED3"/>
+              <w:left w:val="single" w:sz="4" w:space="0" w:color="E4DED3"/>
+              <w:bottom w:val="single" w:sz="4" w:space="0" w:color="E4DED3"/>
+              <w:right w:val="single" w:sz="4" w:space="0" w:color="E4DED3"/>
+            </w:tcBorders>
+            <w:shd w:val="clear" w:color="auto" w:fill="F8F4ED"/>
+          </w:tcPr>
+          <w:p>
+            <w:r>
+              <w:rPr>
+                <w:b/>
+                <w:sz w:val="19"/>
+              </w:rPr>
+              <w:t>Network access rules</w:t>
+            </w:r>
+          </w:p>
+        </w:tc>
+        <w:tc>
+          <w:tcPr>
+            <w:tcW w:type="dxa" w:w="6576"/>
+            <w:tcBorders>
+              <w:top w:val="single" w:sz="4" w:space="0" w:color="E4DED3"/>
+              <w:left w:val="single" w:sz="4" w:space="0" w:color="E4DED3"/>
+              <w:bottom w:val="single" w:sz="4" w:space="0" w:color="E4DED3"/>
+              <w:right w:val="single" w:sz="4" w:space="0" w:color="E4DED3"/>
+            </w:tcBorders>
+          </w:tcPr>
+          <w:p>
+            <w:r>
+              <w:rPr>
+                <w:sz w:val="19"/>
+              </w:rPr>
+              <w:t>the three security groups and the route tables from tasks 6 and 7</w:t>
+            </w:r>
+          </w:p>
+        </w:tc>
+      </w:tr>
+      <w:tr>
+        <w:tc>
+          <w:tcPr>
+            <w:tcW w:type="dxa" w:w="2381"/>
+            <w:tcBorders>
+              <w:top w:val="single" w:sz="4" w:space="0" w:color="E4DED3"/>
+              <w:left w:val="single" w:sz="4" w:space="0" w:color="E4DED3"/>
+              <w:bottom w:val="single" w:sz="4" w:space="0" w:color="E4DED3"/>
+              <w:right w:val="single" w:sz="4" w:space="0" w:color="E4DED3"/>
+            </w:tcBorders>
+            <w:shd w:val="clear" w:color="auto" w:fill="F8F4ED"/>
+          </w:tcPr>
+          <w:p>
+            <w:r>
+              <w:rPr>
+                <w:b/>
+                <w:sz w:val="19"/>
+              </w:rPr>
+              <w:t>Identity and permissions</w:t>
+            </w:r>
+          </w:p>
+        </w:tc>
+        <w:tc>
+          <w:tcPr>
+            <w:tcW w:type="dxa" w:w="6576"/>
+            <w:tcBorders>
+              <w:top w:val="single" w:sz="4" w:space="0" w:color="E4DED3"/>
+              <w:left w:val="single" w:sz="4" w:space="0" w:color="E4DED3"/>
+              <w:bottom w:val="single" w:sz="4" w:space="0" w:color="E4DED3"/>
+              <w:right w:val="single" w:sz="4" w:space="0" w:color="E4DED3"/>
+            </w:tcBorders>
+          </w:tcPr>
+          <w:p>
+            <w:r>
+              <w:rPr>
+                <w:sz w:val="19"/>
+              </w:rPr>
+              <w:t>the group and user from task 8, and LabRole from task 9</w:t>
+            </w:r>
+          </w:p>
+        </w:tc>
+      </w:tr>
+      <w:tr>
+        <w:tc>
+          <w:tcPr>
+            <w:tcW w:type="dxa" w:w="2381"/>
+            <w:tcBorders>
+              <w:top w:val="single" w:sz="4" w:space="0" w:color="E4DED3"/>
+              <w:left w:val="single" w:sz="4" w:space="0" w:color="E4DED3"/>
+              <w:bottom w:val="single" w:sz="4" w:space="0" w:color="E4DED3"/>
+              <w:right w:val="single" w:sz="4" w:space="0" w:color="E4DED3"/>
+            </w:tcBorders>
+            <w:shd w:val="clear" w:color="auto" w:fill="F8F4ED"/>
+          </w:tcPr>
+          <w:p>
+            <w:r>
+              <w:rPr>
+                <w:b/>
+                <w:sz w:val="19"/>
+              </w:rPr>
+              <w:t>The data itself</w:t>
+            </w:r>
+          </w:p>
+        </w:tc>
+        <w:tc>
+          <w:tcPr>
+            <w:tcW w:type="dxa" w:w="6576"/>
+            <w:tcBorders>
+              <w:top w:val="single" w:sz="4" w:space="0" w:color="E4DED3"/>
+              <w:left w:val="single" w:sz="4" w:space="0" w:color="E4DED3"/>
+              <w:bottom w:val="single" w:sz="4" w:space="0" w:color="E4DED3"/>
+              <w:right w:val="single" w:sz="4" w:space="0" w:color="E4DED3"/>
+            </w:tcBorders>
+          </w:tcPr>
+          <w:p>
+            <w:r>
+              <w:rPr>
+                <w:sz w:val="19"/>
+              </w:rPr>
+              <w:t>the ledgers and financial records Ledgerline would hold</w:t>
+            </w:r>
+          </w:p>
+        </w:tc>
+      </w:tr>
+      <w:tr>
+        <w:tc>
+          <w:tcPr>
+            <w:tcW w:type="dxa" w:w="2381"/>
+            <w:tcBorders>
+              <w:top w:val="single" w:sz="4" w:space="0" w:color="E4DED3"/>
+              <w:left w:val="single" w:sz="4" w:space="0" w:color="E4DED3"/>
+              <w:bottom w:val="single" w:sz="4" w:space="0" w:color="E4DED3"/>
+              <w:right w:val="single" w:sz="4" w:space="0" w:color="E4DED3"/>
+            </w:tcBorders>
+            <w:shd w:val="clear" w:color="auto" w:fill="F8F4ED"/>
+          </w:tcPr>
+          <w:p>
+            <w:r>
+              <w:rPr>
+                <w:b/>
+                <w:sz w:val="19"/>
+              </w:rPr>
+              <w:t>For each one</w:t>
+            </w:r>
+          </w:p>
+        </w:tc>
+        <w:tc>
+          <w:tcPr>
+            <w:tcW w:type="dxa" w:w="6576"/>
+            <w:tcBorders>
+              <w:top w:val="single" w:sz="4" w:space="0" w:color="E4DED3"/>
+              <w:left w:val="single" w:sz="4" w:space="0" w:color="E4DED3"/>
+              <w:bottom w:val="single" w:sz="4" w:space="0" w:color="E4DED3"/>
+              <w:right w:val="single" w:sz="4" w:space="0" w:color="E4DED3"/>
+            </w:tcBorders>
+          </w:tcPr>
+          <w:p>
+            <w:r>
+              <w:rPr>
+                <w:sz w:val="19"/>
+              </w:rPr>
+              <w:t>name the responsible party, and say in one sentence what that party actually does to secure it</w:t>
+            </w:r>
+          </w:p>
+        </w:tc>
+      </w:tr>
+    </w:tbl>
+    <w:p/>
+    <w:p>
+      <w:pPr>
+        <w:spacing w:after="60"/>
+      </w:pPr>
+      <w:r>
+        <w:rPr>
+          <w:b/>
+          <w:i w:val="0"/>
+          <w:sz w:val="21"/>
+        </w:rPr>
+        <w:t>How to do it</w:t>
+      </w:r>
+    </w:p>
+    <w:p>
+      <w:pPr>
+        <w:spacing w:after="40"/>
+        <w:ind w:left="340"/>
+      </w:pPr>
+      <w:r>
+        <w:rPr>
+          <w:b/>
+          <w:sz w:val="20"/>
+        </w:rPr>
+        <w:t xml:space="preserve">1.  </w:t>
+      </w:r>
+      <w:r>
+        <w:rPr>
+          <w:sz w:val="20"/>
+        </w:rPr>
+        <w:t>Take the components one at a time and ask the same question of each: if this were compromised tomorrow, who had the ability to prevent it?</w:t>
+      </w:r>
+    </w:p>
+    <w:p>
+      <w:pPr>
+        <w:spacing w:after="40"/>
+        <w:ind w:left="340"/>
+      </w:pPr>
+      <w:r>
+        <w:rPr>
+          <w:b/>
+          <w:sz w:val="20"/>
+        </w:rPr>
+        <w:t xml:space="preserve">2.  </w:t>
+      </w:r>
+      <w:r>
+        <w:rPr>
+          <w:sz w:val="20"/>
+        </w:rPr>
+        <w:t>Whoever could have prevented it is the party responsible for securing it. That question resolves most rows on its own.</w:t>
+      </w:r>
+    </w:p>
+    <w:p>
+      <w:pPr>
+        <w:spacing w:after="40"/>
+        <w:ind w:left="340"/>
+      </w:pPr>
+      <w:r>
+        <w:rPr>
+          <w:b/>
+          <w:sz w:val="20"/>
+        </w:rPr>
+        <w:t xml:space="preserve">3.  </w:t>
+      </w:r>
+      <w:r>
+        <w:rPr>
+          <w:sz w:val="20"/>
+        </w:rPr>
+        <w:t>Two rows are not a clean split. The database is one — the engine and the machine underneath it are handled for you, but something about it is still entirely yours. Work out which part is which.</w:t>
+      </w:r>
+    </w:p>
+    <w:p>
+      <w:pPr>
+        <w:spacing w:after="40"/>
+        <w:ind w:left="340"/>
+      </w:pPr>
+      <w:r>
+        <w:rPr>
+          <w:b/>
+          <w:sz w:val="20"/>
+        </w:rPr>
+        <w:t xml:space="preserve">4.  </w:t>
+      </w:r>
+      <w:r>
+        <w:rPr>
+          <w:sz w:val="20"/>
+        </w:rPr>
+        <w:t>The data row is worth thinking about before you write it. Is there any service model under which responsibility for the content itself moves to the provider?</w:t>
+      </w:r>
+    </w:p>
+    <w:p>
+      <w:pPr>
+        <w:spacing w:after="40"/>
+        <w:ind w:left="340"/>
+      </w:pPr>
+      <w:r>
+        <w:rPr>
+          <w:b/>
+          <w:sz w:val="20"/>
+        </w:rPr>
+        <w:t xml:space="preserve">5.  </w:t>
+      </w:r>
+      <w:r>
+        <w:rPr>
+          <w:sz w:val="20"/>
+        </w:rPr>
+        <w:t>For the last question, compare what you would have had to do if you had installed the database engine on one of your own servers instead. The difference between those two lists is what the managed service actually moved.</w:t>
+      </w:r>
+    </w:p>
+    <w:p/>
+    <w:p>
+      <w:pPr>
+        <w:spacing w:after="60"/>
+      </w:pPr>
+      <w:r>
+        <w:rPr>
+          <w:b/>
+          <w:i w:val="0"/>
+          <w:sz w:val="21"/>
+        </w:rPr>
+        <w:t>Your assignment</w:t>
+      </w:r>
+    </w:p>
+    <w:p>
+      <w:pPr>
+        <w:spacing w:after="120"/>
+      </w:pPr>
+      <w:r>
+        <w:rPr>
+          <w:b w:val="0"/>
+          <w:i/>
+          <w:color w:val="6B6660"/>
+          <w:sz w:val="19"/>
+        </w:rPr>
+        <w:t>For each component above, name who secures it and what securing it involves. Then answer one more question: which of these responsibilities moved from YAT to AWS because you used a managed database rather than installing the engine on a server yourself — and which did not move?</w:t>
+      </w:r>
+    </w:p>
+    <w:tbl>
+      <w:tblPr>
+        <w:tblW w:type="auto" w:w="0"/>
+        <w:tblLook w:firstColumn="1" w:firstRow="1" w:lastColumn="0" w:lastRow="0" w:noHBand="0" w:noVBand="1" w:val="04A0"/>
+      </w:tblPr>
+      <w:tblGrid>
+        <w:gridCol w:w="9412"/>
+      </w:tblGrid>
+      <w:tr>
+        <w:tc>
+          <w:tcPr>
+            <w:tcW w:type="dxa" w:w="9411"/>
+            <w:tcBorders>
+              <w:top w:val="single" w:sz="4" w:space="0" w:color="E4DED3"/>
+              <w:left w:val="single" w:sz="4" w:space="0" w:color="E4DED3"/>
+              <w:bottom w:val="single" w:sz="4" w:space="0" w:color="E4DED3"/>
+              <w:right w:val="single" w:sz="4" w:space="0" w:color="E4DED3"/>
+            </w:tcBorders>
+            <w:shd w:val="clear" w:color="auto" w:fill="F8F4ED"/>
+          </w:tcPr>
+          <w:p>
+            <w:pPr>
+              <w:jc w:val="center"/>
+            </w:pPr>
+            <w:r>
+              <w:rPr>
+                <w:b/>
+                <w:i w:val="0"/>
+                <w:sz w:val="20"/>
+              </w:rPr>
+              <w:t>[ WRITE YOUR ANSWER HERE ]</w:t>
+            </w:r>
+          </w:p>
+        </w:tc>
+      </w:tr>
+    </w:tbl>
+    <w:p/>
+    <w:p>
+      <w:pPr>
+        <w:spacing w:after="60"/>
+      </w:pPr>
+      <w:r>
+        <w:rPr>
+          <w:b/>
+          <w:i w:val="0"/>
+          <w:sz w:val="21"/>
+        </w:rPr>
+        <w:t>Evidence</w:t>
+      </w:r>
+    </w:p>
+    <w:p>
+      <w:pPr>
+        <w:spacing w:after="200"/>
+      </w:pPr>
+      <w:r>
+        <w:rPr>
+          <w:b w:val="0"/>
+          <w:i/>
+          <w:color w:val="6B6660"/>
+          <w:sz w:val="19"/>
+        </w:rPr>
+        <w:t>No screenshot needed. Your written assignment is the whole of this task.</w:t>
+      </w:r>
+    </w:p>
     <w:p>
       <w:pPr>
         <w:spacing w:after="60"/>
